--- a/小唐姐点菜-大模型报告/大模型报告正文.docx
+++ b/小唐姐点菜-大模型报告/大模型报告正文.docx
@@ -25,6 +25,9 @@
     <w:p>
       <w:pPr>
         <w:pStyle w:val="2"/>
+        <w:rPr>
+          <w:rFonts w:hint="eastAsia"/>
+        </w:rPr>
       </w:pPr>
       <w:r>
         <w:rPr>
@@ -92,16 +95,51 @@
         <w:rPr>
           <w:rFonts w:hint="eastAsia"/>
         </w:rPr>
-        <w:t>马斯克指出，在AI趋近AGI的奇点时，人类的生产力会达到数值意义上的极大，到此阶段，现代货币经济将完全失效，由供需的商品/服务流所引导的经济结构会完全失能。这一说法虽然夸张，但是</w:t>
-      </w:r>
-      <w:r>
-        <w:rPr>
-          <w:rFonts w:hint="eastAsia"/>
-        </w:rPr>
-        <w:t>揭示了AI远期愿景的一大本质：也即资本驱动结构的瓦解</w:t>
-      </w:r>
-    </w:p>
-    <w:p>
+        <w:t>2026年1月，</w:t>
+      </w:r>
+      <w:r>
+        <w:rPr>
+          <w:rFonts w:hint="eastAsia"/>
+        </w:rPr>
+        <w:t>马斯克</w:t>
+      </w:r>
+      <w:r>
+        <w:rPr>
+          <w:rFonts w:hint="eastAsia"/>
+        </w:rPr>
+        <w:t>在访谈中</w:t>
+      </w:r>
+      <w:r>
+        <w:rPr>
+          <w:rFonts w:hint="eastAsia"/>
+        </w:rPr>
+        <w:t>指出，在AI趋近AGI的奇点时，人类的生产力会达到数值意义上的极大，到此阶段，现代货币经济将完全失效，由供需的商品/服务流所引导的经济结构会完全失能。这一说法虽然夸张，但是</w:t>
+      </w:r>
+      <w:r>
+        <w:rPr>
+          <w:rFonts w:hint="eastAsia"/>
+        </w:rPr>
+        <w:t>揭示了AI远期愿景的一大本质：也即</w:t>
+      </w:r>
+      <w:r>
+        <w:rPr>
+          <w:rFonts w:hint="eastAsia"/>
+        </w:rPr>
+        <w:t>AI加速生产力导致</w:t>
+      </w:r>
+      <w:r>
+        <w:rPr>
+          <w:rFonts w:hint="eastAsia"/>
+        </w:rPr>
+        <w:t>资本驱动结构的瓦解</w:t>
+      </w:r>
+    </w:p>
+    <w:p>
+      <w:pPr>
+        <w:rPr>
+          <w:rFonts w:hint="eastAsia"/>
+        </w:rPr>
+      </w:pPr>
       <w:r>
         <w:t>前三次工业革命的本质，是人类逐步将"物理动能"和"信息处理"外部化。蒸汽机释放了肌肉劳动，电力释放了时空约束，互联网释放了信息流通。但所有这些革命都有一个共同前提：人类作为决策中枢的地位从未动摇。AGI的挑战在于，它可能首次将认知与决策这一最后的人类堡垒外部化。当机器不仅能执行指令，还能在开放环境中设定目标、分解任务、自我迭代时，"劳动"的定义将被重写，"资本"与"劳动"的边际替代关系将发生质变，"</w:t>
       </w:r>
@@ -150,6 +188,11 @@
       </w:r>
     </w:p>
     <w:p>
+      <w:pPr>
+        <w:rPr>
+          <w:rFonts w:hint="eastAsia"/>
+        </w:rPr>
+      </w:pPr>
       <w:r>
         <w:rPr>
           <w:rFonts w:hint="eastAsia"/>
@@ -218,86 +261,668 @@
         <w:rPr>
           <w:rFonts w:hint="eastAsia"/>
         </w:rPr>
-        <w:t>的股权占有，是对"未来经济中谁掌握通用智能这一终极生产要素"的战略下注。</w:t>
+        <w:t>的股权占有，是对"未来</w:t>
+      </w:r>
+      <w:r>
+        <w:rPr>
+          <w:rFonts w:hint="eastAsia"/>
+        </w:rPr>
+        <w:lastRenderedPageBreak/>
+        <w:t>经济中谁掌握通用智能这一终极生产要素"的战略下注。</w:t>
       </w:r>
     </w:p>
     <w:p>
       <w:pPr>
         <w:pStyle w:val="2"/>
-      </w:pPr>
+        <w:rPr>
+          <w:rFonts w:hint="eastAsia"/>
+        </w:rPr>
+      </w:pPr>
+      <w:r>
+        <w:rPr>
+          <w:rFonts w:hint="eastAsia"/>
+        </w:rPr>
+        <w:t>.</w:t>
+      </w:r>
+      <w:r>
+        <w:rPr>
+          <w:rFonts w:hint="eastAsia"/>
+        </w:rPr>
+        <w:t>2</w:t>
+      </w:r>
+      <w:r>
+        <w:rPr>
+          <w:rFonts w:hint="eastAsia"/>
+        </w:rPr>
+        <w:t xml:space="preserve"> AGI是大国竞争的一部分</w:t>
+      </w:r>
+    </w:p>
+    <w:p>
+      <w:pPr>
+        <w:rPr>
+          <w:rFonts w:hint="eastAsia"/>
+        </w:rPr>
+      </w:pPr>
+      <w:r>
+        <w:rPr>
+          <w:rFonts w:hint="eastAsia"/>
+        </w:rPr>
+        <w:t>自2018年贸易战以来，愈演愈烈的中美脱钩已逐渐从商业摩擦演变为结构性对抗，2023年开始崛起的生成式人工智能正在这场对抗的核心战场。这一判断源于地缘政治的基本事实：当美国以芯片禁令、实体清单、投资审查三重手段封锁中国先进算力获取渠道时，AI已不再是"哪家公司技术更好"的商业议题，而是"谁能掌握下一代社会操作系统"的安全议题。在此背景下，对抗美国本身就是最大的政治正确，这一政治正确为AI产业链——尤其是</w:t>
+      </w:r>
+      <w:r>
+        <w:rPr>
+          <w:rFonts w:hint="eastAsia"/>
+        </w:rPr>
+        <w:t>基础大模型</w:t>
+      </w:r>
+      <w:r>
+        <w:rPr>
+          <w:rFonts w:hint="eastAsia"/>
+        </w:rPr>
+        <w:t>——提供了远超商业周期的需求确定性。</w:t>
+      </w:r>
+    </w:p>
+    <w:p>
+      <w:pPr>
+        <w:rPr>
+          <w:rFonts w:hint="eastAsia"/>
+        </w:rPr>
+      </w:pPr>
+      <w:r>
+        <w:rPr>
+          <w:rFonts w:hint="eastAsia"/>
+        </w:rPr>
+        <w:t>AI的大国竞争属性，首先体现在其全域渗透性。与航天、核能等单一领域不同，AI同时横跨军事指挥、情报分析、金融风控、舆论操控、工业控制等关键基础设施。</w:t>
+      </w:r>
+    </w:p>
+    <w:p>
+      <w:pPr>
+        <w:rPr>
+          <w:rFonts w:hint="eastAsia"/>
+        </w:rPr>
+      </w:pPr>
+      <w:r>
+        <w:rPr>
+          <w:rFonts w:hint="eastAsia"/>
+        </w:rPr>
+        <w:t>例如2026年1月3日的</w:t>
+      </w:r>
+      <w:r>
+        <w:t>"绝对决心"行动</w:t>
+      </w:r>
+      <w:r>
+        <w:rPr>
+          <w:rFonts w:hint="eastAsia"/>
+        </w:rPr>
+        <w:t>中</w:t>
+      </w:r>
+      <w:r>
+        <w:t>，美军强行控制委内瑞拉总统马杜罗并将其移送出境。在此次行动中使用了Anthropic公司的人工智能大语言模型"克劳德"（Claude），这是首个已知被部署在机密美军军事行动中的商业大语言模型</w:t>
+      </w:r>
+      <w:r>
+        <w:rPr>
+          <w:rFonts w:hint="eastAsia"/>
+        </w:rPr>
+        <w:t>。在正统军事供应商上，专精战争AI的palantir则是最好的案例，正如</w:t>
+      </w:r>
+      <w:r>
+        <w:t>《华尔街日报》报道，"克劳德"的</w:t>
+      </w:r>
+      <w:r>
+        <w:rPr>
+          <w:rFonts w:hint="eastAsia"/>
+        </w:rPr>
+        <w:t>在委内瑞拉的</w:t>
+      </w:r>
+      <w:r>
+        <w:t>部署是通过Anthropic与美国大数据分析公司Palantir的合作实现的，Palantir的工具常被美国国防部及联邦执法机构使用</w:t>
+      </w:r>
+      <w:r>
+        <w:rPr>
+          <w:rFonts w:hint="eastAsia"/>
+        </w:rPr>
+        <w:t>。</w:t>
+      </w:r>
+    </w:p>
+    <w:p>
+      <w:pPr>
+        <w:rPr>
+          <w:rFonts w:hint="eastAsia"/>
+        </w:rPr>
+      </w:pPr>
+      <w:r>
+        <w:rPr>
+          <w:rFonts w:hint="eastAsia"/>
+        </w:rPr>
+        <w:t>在</w:t>
+      </w:r>
+      <w:r>
+        <w:rPr>
+          <w:rFonts w:hint="eastAsia"/>
+        </w:rPr>
+        <w:t>2026年2月28开始的</w:t>
+      </w:r>
+      <w:r>
+        <w:rPr>
+          <w:rFonts w:hint="eastAsia"/>
+        </w:rPr>
+        <w:t>伊朗战争中，故事的底色依旧：核心系统为Palantir构建的"Maven智能系统"，嵌入了Anthropic的"克劳德"模型，用于实时目标锁定与优先级排序。AI系统处理来自间谍卫星、无人机、地面雷达和情报人员的数百万个数据点，在数分钟内综合绘制移动目标、军车集群、燃料库、通信节点等地图，并生成优先打击清单</w:t>
+      </w:r>
+      <w:r>
+        <w:rPr>
+          <w:rFonts w:hint="eastAsia"/>
+        </w:rPr>
+        <w:t>。还有用于指挥的GIDE AI系统，用于操纵无人机和水上无人机舰艇的Hivemind无人作战指挥系统，等等</w:t>
+      </w:r>
+    </w:p>
+    <w:p>
+      <w:pPr>
+        <w:rPr>
+          <w:rFonts w:hint="eastAsia"/>
+        </w:rPr>
+      </w:pPr>
+      <w:r>
+        <w:rPr>
+          <w:rFonts w:hint="eastAsia"/>
+        </w:rPr>
+        <w:t>美国对华AI封锁的升级路径清晰展示了</w:t>
+      </w:r>
+      <w:r>
+        <w:rPr>
+          <w:rFonts w:hint="eastAsia"/>
+        </w:rPr>
+        <w:t>一个</w:t>
+      </w:r>
+      <w:r>
+        <w:rPr>
+          <w:rFonts w:hint="eastAsia"/>
+        </w:rPr>
+        <w:t>逻辑</w:t>
+      </w:r>
+      <w:r>
+        <w:rPr>
+          <w:rFonts w:hint="eastAsia"/>
+        </w:rPr>
+        <w:t>：</w:t>
+      </w:r>
+      <w:r>
+        <w:rPr>
+          <w:rFonts w:hint="eastAsia"/>
+        </w:rPr>
+        <w:t>即保持AI的领先和对于主要竞争对手的代际优势已经成为国家意志的一种体现。</w:t>
+      </w:r>
+      <w:r>
+        <w:rPr>
+          <w:rFonts w:hint="eastAsia"/>
+        </w:rPr>
+        <w:t>从高端GPU禁售，到云端算力访问限制，再到开源模型权重下载的潜在管控，封锁目标并非抑制某家中国企业的商业扩张，而是延缓中国整体AI能力的代际追赶。这种全域性意味着，AI竞争没有"非敏感领域"的避风港，任何环节的落后都可能成为系统性脆弱点。</w:t>
+      </w:r>
+    </w:p>
+    <w:p>
+      <w:pPr>
+        <w:rPr>
+          <w:rFonts w:hint="eastAsia"/>
+        </w:rPr>
+      </w:pPr>
+      <w:r>
+        <w:rPr>
+          <w:rFonts w:hint="eastAsia"/>
+        </w:rPr>
+        <w:t>由此导出第二层逻辑</w:t>
+      </w:r>
+      <w:r>
+        <w:rPr>
+          <w:rFonts w:hint="eastAsia"/>
+        </w:rPr>
+        <w:t>，地缘政治的</w:t>
+      </w:r>
+      <w:r>
+        <w:rPr>
+          <w:rFonts w:hint="eastAsia"/>
+        </w:rPr>
+        <w:t>竞争烈度重塑了投入决策的底层函数。在商业市场中，企业依据IRR、NPV和回收期配置资源，当边际回报低于资本成本时，理性选择是收缩或退出。但大国竞争框架下的AI投入，遵循的是</w:t>
+      </w:r>
+      <w:r>
+        <w:rPr>
+          <w:rFonts w:hint="eastAsia"/>
+        </w:rPr>
+        <w:t>类似量子科技的</w:t>
+      </w:r>
+      <w:r>
+        <w:rPr>
+          <w:rFonts w:hint="eastAsia"/>
+        </w:rPr>
+        <w:t>战争经济学逻辑：退出即意味着代差固化，暂停即意味着战略被动</w:t>
+      </w:r>
+      <w:r>
+        <w:rPr>
+          <w:rFonts w:hint="eastAsia"/>
+        </w:rPr>
+        <w:t>，而当代际级别的代差出现时，意味着领先者赢家通吃，落后者满盘皆输</w:t>
+      </w:r>
+      <w:r>
+        <w:rPr>
+          <w:rFonts w:hint="eastAsia"/>
+        </w:rPr>
+        <w:t>。</w:t>
+      </w:r>
+    </w:p>
+    <w:p>
+      <w:pPr>
+        <w:rPr>
+          <w:rFonts w:hint="eastAsia"/>
+        </w:rPr>
+      </w:pPr>
+      <w:r>
+        <w:rPr>
+          <w:rFonts w:hint="eastAsia"/>
+        </w:rPr>
+        <w:t xml:space="preserve">在今年四月，Anthropic的最新模型claude </w:t>
+      </w:r>
+      <w:r>
+        <w:rPr>
+          <w:rFonts w:hint="eastAsia"/>
+        </w:rPr>
+        <w:t>Mythos</w:t>
+      </w:r>
+      <w:r>
+        <w:rPr>
+          <w:rFonts w:hint="eastAsia"/>
+        </w:rPr>
+        <w:t>的发布兆示了这一逻辑，其甫一发布，就引起了美联储，欧洲央行，中国人民银行等中央财政机构的关注和讨论，只因</w:t>
+      </w:r>
       <w:r>
         <w:rPr>
           <w:rFonts w:hint="eastAsia"/>
         </w:rPr>
         <w:lastRenderedPageBreak/>
+        <w:t>其能力已经确切地展现出了可被武器化的深远潜力</w:t>
+      </w:r>
+      <w:r>
+        <w:rPr>
+          <w:rFonts w:hint="eastAsia"/>
+        </w:rPr>
+        <w:t>——对于人造系统的侵入和攻击效率，已经超越了绝大多数由人类工程师主导的软件作业</w:t>
+      </w:r>
+      <w:r>
+        <w:rPr>
+          <w:rFonts w:hint="eastAsia"/>
+        </w:rPr>
+        <w:t>。如果在某一天，这种技术被</w:t>
+      </w:r>
+      <w:r>
+        <w:rPr>
+          <w:rFonts w:hint="eastAsia"/>
+        </w:rPr>
+        <w:t>万物皆可武器化的美国政府所征收，而各国并无对等应对手段时，那么量子科技</w:t>
+      </w:r>
+      <w:r>
+        <w:rPr>
+          <w:rFonts w:hint="eastAsia"/>
+        </w:rPr>
+        <w:t>领域被重点讨论过</w:t>
+      </w:r>
+      <w:r>
+        <w:rPr>
+          <w:rFonts w:hint="eastAsia"/>
+        </w:rPr>
+        <w:t>的一大威胁远景就会重演：即从政治，经济，军事，乃至一切可能的领域对美单向透明。这对于任何一个仍希望保护自身主权安全和政治权力完整的实体而言，都是不可承受的风险</w:t>
+      </w:r>
+    </w:p>
+    <w:p>
+      <w:pPr>
+        <w:rPr>
+          <w:rFonts w:hint="eastAsia"/>
+        </w:rPr>
+      </w:pPr>
+      <w:r>
+        <w:rPr>
+          <w:rFonts w:hint="eastAsia"/>
+        </w:rPr>
+        <w:t>因此对这类</w:t>
+      </w:r>
+      <w:r>
+        <w:rPr>
+          <w:rFonts w:hint="eastAsia"/>
+        </w:rPr>
+        <w:t>项目的资本开支，其决策基准不是"</w:t>
+      </w:r>
+      <w:r>
+        <w:rPr>
+          <w:rFonts w:hint="eastAsia"/>
+        </w:rPr>
+        <w:t>在某一特定年限内</w:t>
+      </w:r>
+      <w:r>
+        <w:rPr>
+          <w:rFonts w:hint="eastAsia"/>
+        </w:rPr>
+        <w:t>能否回本"，而是"对手是否仍在推进</w:t>
+      </w:r>
+      <w:r>
+        <w:rPr>
+          <w:rFonts w:hint="eastAsia"/>
+        </w:rPr>
+        <w:t>？</w:t>
+      </w:r>
+      <w:r>
+        <w:rPr>
+          <w:rFonts w:hint="eastAsia"/>
+        </w:rPr>
+        <w:t>"</w:t>
+      </w:r>
+      <w:r>
+        <w:rPr>
+          <w:rFonts w:hint="eastAsia"/>
+        </w:rPr>
+        <w:t>和“对手已经发展到何种地步？”</w:t>
+      </w:r>
+      <w:r>
+        <w:rPr>
+          <w:rFonts w:hint="eastAsia"/>
+        </w:rPr>
+        <w:t>。这种不可退出性使得AI资本开支呈现刚性特征——预算可以超支，时间表可以延后，但方向不可扭转。对</w:t>
+      </w:r>
+      <w:r>
+        <w:rPr>
+          <w:rFonts w:hint="eastAsia"/>
+        </w:rPr>
+        <w:t>基础大模型</w:t>
+      </w:r>
+      <w:r>
+        <w:rPr>
+          <w:rFonts w:hint="eastAsia"/>
+        </w:rPr>
+        <w:t>而言，这意味着下游需求的可见性远超普通科技企业：国家与头部平台的订单不会因季度盈利波动而取消，只会因技术代差扩大而加码。</w:t>
+      </w:r>
+      <w:r>
+        <w:rPr>
+          <w:rFonts w:hint="eastAsia"/>
+        </w:rPr>
+        <w:t>Anthropic和openAI的万亿估值如是，智谱和minimax的四千亿港币市值，也如是。</w:t>
+      </w:r>
+    </w:p>
+    <w:p>
+      <w:pPr>
+        <w:rPr>
+          <w:rFonts w:hint="eastAsia"/>
+        </w:rPr>
+      </w:pPr>
+      <w:r>
+        <w:rPr>
+          <w:rFonts w:hint="eastAsia"/>
+        </w:rPr>
+        <w:t>进一步地</w:t>
+      </w:r>
+      <w:r>
+        <w:rPr>
+          <w:rFonts w:hint="eastAsia"/>
+        </w:rPr>
+        <w:t>，大国竞争为国产替代创造了"有无先于好坏"的决策环境。在安全竞争框架下，核心环节的评判标准首先是"自主可控"，其次才是"效率最优"。这一逻辑在光模块、AI芯片等领域</w:t>
+      </w:r>
+      <w:r>
+        <w:rPr>
+          <w:rFonts w:hint="eastAsia"/>
+        </w:rPr>
+        <w:t>亦</w:t>
+      </w:r>
+      <w:r>
+        <w:rPr>
+          <w:rFonts w:hint="eastAsia"/>
+        </w:rPr>
+        <w:t>得到验证：即使国产方案在功耗、良率上仍存差距，政策端与采购端仍会为其提供迭代窗口与订单保护。</w:t>
+      </w:r>
+      <w:r>
+        <w:rPr>
+          <w:rFonts w:hint="eastAsia"/>
+        </w:rPr>
+        <w:t>基础大模型厂商</w:t>
+      </w:r>
+      <w:r>
+        <w:rPr>
+          <w:rFonts w:hint="eastAsia"/>
+        </w:rPr>
+        <w:t>作为AI系统的"认知中枢"，其国产替代的战略优先级</w:t>
+      </w:r>
+      <w:r>
+        <w:rPr>
+          <w:rFonts w:hint="eastAsia"/>
+        </w:rPr>
+        <w:t>极高</w:t>
+      </w:r>
+      <w:r>
+        <w:rPr>
+          <w:rFonts w:hint="eastAsia"/>
+        </w:rPr>
+        <w:t>——没有自主基模，所有上层应用都建立在</w:t>
+      </w:r>
+      <w:r>
+        <w:rPr>
+          <w:rFonts w:hint="eastAsia"/>
+        </w:rPr>
+        <w:t>受制于人的黑暗森林式远景之中</w:t>
+      </w:r>
+      <w:r>
+        <w:rPr>
+          <w:rFonts w:hint="eastAsia"/>
+        </w:rPr>
+        <w:t>。因此，大国竞争越激烈，</w:t>
+      </w:r>
+      <w:r>
+        <w:rPr>
+          <w:rFonts w:hint="eastAsia"/>
+        </w:rPr>
+        <w:t>基础大模型厂商</w:t>
+      </w:r>
+      <w:r>
+        <w:rPr>
+          <w:rFonts w:hint="eastAsia"/>
+        </w:rPr>
+        <w:t>的政策护城河越深厚，其估值中应纳入的"技术主权期权"越重。</w:t>
+      </w:r>
+    </w:p>
+    <w:p>
+      <w:pPr>
+        <w:rPr>
+          <w:rFonts w:hint="eastAsia"/>
+        </w:rPr>
+      </w:pPr>
+      <w:r>
+        <w:rPr>
+          <w:rFonts w:hint="eastAsia"/>
+        </w:rPr>
+        <w:t>最终，投资</w:t>
+      </w:r>
+      <w:r>
+        <w:rPr>
+          <w:rFonts w:hint="eastAsia"/>
+        </w:rPr>
+        <w:t>基础大模型厂商</w:t>
+      </w:r>
+      <w:r>
+        <w:rPr>
+          <w:rFonts w:hint="eastAsia"/>
+        </w:rPr>
+        <w:t>在这一框架下获得了清晰的定位：</w:t>
+      </w:r>
+      <w:r>
+        <w:rPr>
+          <w:rFonts w:hint="eastAsia"/>
+        </w:rPr>
+        <w:t>基础大模型厂商</w:t>
+      </w:r>
+      <w:r>
+        <w:rPr>
+          <w:rFonts w:hint="eastAsia"/>
+        </w:rPr>
+        <w:t>是国家AI能力的技术化身与政策接口。国家算力网络的建设、行业数据的汇聚、顶尖人才的组织，均需通过成规模的</w:t>
+      </w:r>
+      <w:r>
+        <w:rPr>
+          <w:rFonts w:hint="eastAsia"/>
+        </w:rPr>
+        <w:t>基础大模型</w:t>
+      </w:r>
+      <w:r>
+        <w:rPr>
+          <w:rFonts w:hint="eastAsia"/>
+        </w:rPr>
+        <w:t>作为载体落地。</w:t>
+      </w:r>
+      <w:r>
+        <w:rPr>
+          <w:rFonts w:hint="eastAsia"/>
+        </w:rPr>
+        <w:t>基础大模型企业</w:t>
+      </w:r>
+      <w:r>
+        <w:rPr>
+          <w:rFonts w:hint="eastAsia"/>
+        </w:rPr>
+        <w:t>的股权，因此不仅是商业实体所有权</w:t>
+      </w:r>
+      <w:r>
+        <w:rPr>
+          <w:rFonts w:hint="eastAsia"/>
+        </w:rPr>
+        <w:t>——当对抗逻辑持续强化——</w:t>
+      </w:r>
+      <w:r>
+        <w:rPr>
+          <w:rFonts w:hint="eastAsia"/>
+        </w:rPr>
+        <w:t>更是对国家AI战略推进速度的期权化押注。</w:t>
+      </w:r>
+      <w:r>
+        <w:rPr>
+          <w:rFonts w:hint="eastAsia"/>
+        </w:rPr>
+        <w:t xml:space="preserve"> </w:t>
+      </w:r>
+    </w:p>
+    <w:p>
+      <w:pPr>
+        <w:rPr>
+          <w:rFonts w:hint="eastAsia"/>
+        </w:rPr>
+      </w:pPr>
+      <w:r>
+        <w:rPr>
+          <w:rFonts w:hint="eastAsia"/>
+        </w:rPr>
+        <w:t>因此</w:t>
+      </w:r>
+      <w:r>
+        <w:rPr>
+          <w:rFonts w:hint="eastAsia"/>
+        </w:rPr>
+        <w:t>，大国竞争不是AI投资的背景噪音，而是其需求函数的核心变量</w:t>
+      </w:r>
+      <w:r>
+        <w:rPr>
+          <w:rFonts w:hint="eastAsia"/>
+        </w:rPr>
+        <w:t>之一</w:t>
+      </w:r>
+      <w:r>
+        <w:rPr>
+          <w:rFonts w:hint="eastAsia"/>
+        </w:rPr>
+        <w:t>。对抗美国的政治正确，将AI从"可选创新"转化为"必选投入"，将</w:t>
+      </w:r>
+      <w:r>
+        <w:rPr>
+          <w:rFonts w:hint="eastAsia"/>
+        </w:rPr>
+        <w:t>基础大模型</w:t>
+      </w:r>
+      <w:r>
+        <w:rPr>
+          <w:rFonts w:hint="eastAsia"/>
+        </w:rPr>
+        <w:t>从"高风险成长</w:t>
+      </w:r>
+      <w:r>
+        <w:rPr>
+          <w:rFonts w:hint="eastAsia"/>
+        </w:rPr>
+        <w:t>性商品</w:t>
+      </w:r>
+      <w:r>
+        <w:rPr>
+          <w:rFonts w:hint="eastAsia"/>
+        </w:rPr>
+        <w:t>"转化为"战略必需品"。这一逻辑的极端形式是：即便AGI的终局愿景延迟兑现，即便商业应用的货币化路径仍存模糊，大国竞争本身已足以支撑</w:t>
+      </w:r>
+      <w:r>
+        <w:rPr>
+          <w:rFonts w:hint="eastAsia"/>
+        </w:rPr>
+        <w:t>基础大模型</w:t>
+      </w:r>
+      <w:r>
+        <w:rPr>
+          <w:rFonts w:hint="eastAsia"/>
+        </w:rPr>
+        <w:t>在未来三至五年内的资本持续流入与订单确定性。对投资者而言，这不是在赌技术突破，而是在押注一个不可退出的博弈格局中，站在国家能力延伸线上的标的必然获得资源倾斜。</w:t>
+      </w:r>
+    </w:p>
+    <w:p>
+      <w:pPr>
+        <w:pStyle w:val="2"/>
+        <w:rPr>
+          <w:rFonts w:hint="eastAsia"/>
+        </w:rPr>
+      </w:pPr>
+      <w:r>
+        <w:rPr>
+          <w:rFonts w:hint="eastAsia"/>
+        </w:rPr>
         <w:t>.</w:t>
       </w:r>
       <w:r>
         <w:rPr>
           <w:rFonts w:hint="eastAsia"/>
         </w:rPr>
-        <w:t>2</w:t>
-      </w:r>
-      <w:r>
-        <w:rPr>
-          <w:rFonts w:hint="eastAsia"/>
-        </w:rPr>
-        <w:t xml:space="preserve"> AGI是大国竞争的一部分</w:t>
-      </w:r>
-    </w:p>
-    <w:p>
-      <w:pPr>
-        <w:rPr>
-          <w:rFonts w:hint="eastAsia"/>
-        </w:rPr>
-      </w:pPr>
-      <w:r>
-        <w:rPr>
-          <w:rFonts w:hint="eastAsia"/>
-        </w:rPr>
-        <w:t>自2018年贸易战以来，愈演愈烈的</w:t>
-      </w:r>
-      <w:r>
-        <w:rPr>
-          <w:rFonts w:hint="eastAsia"/>
-        </w:rPr>
-        <w:t>中美脱钩已</w:t>
-      </w:r>
-      <w:r>
-        <w:rPr>
-          <w:rFonts w:hint="eastAsia"/>
-        </w:rPr>
-        <w:t>逐渐</w:t>
-      </w:r>
-      <w:r>
-        <w:rPr>
-          <w:rFonts w:hint="eastAsia"/>
-        </w:rPr>
-        <w:t>从</w:t>
-      </w:r>
-      <w:r>
-        <w:rPr>
-          <w:rFonts w:hint="eastAsia"/>
-        </w:rPr>
-        <w:t>商业</w:t>
-      </w:r>
-      <w:r>
-        <w:rPr>
-          <w:rFonts w:hint="eastAsia"/>
-        </w:rPr>
-        <w:t>摩擦演变为结构性对抗，</w:t>
-      </w:r>
-      <w:r>
-        <w:rPr>
-          <w:rFonts w:hint="eastAsia"/>
-        </w:rPr>
-        <w:t>2023年开始崛起的生成式人工智能正在</w:t>
-      </w:r>
-      <w:r>
-        <w:rPr>
-          <w:rFonts w:hint="eastAsia"/>
-        </w:rPr>
-        <w:t>这场对抗的核心战场。这一判断源于地缘政治的基本事实：当美国以芯片禁令、实体清单、投资审查三重手段封锁中国先进算力获取渠道时，AI已不再是"哪家公司技术更好"的商业议题，而是"谁能掌握下一代社会操作系统"的安全议题。在此背景下，对抗美国本身就是最大的政治正确，这一政治正确为AI产业链——尤其是</w:t>
+        <w:t xml:space="preserve">3 </w:t>
+      </w:r>
+      <w:r>
+        <w:rPr>
+          <w:rFonts w:hint="eastAsia"/>
+        </w:rPr>
+        <w:t>AI已经成为新一代的基础设施建设，被国家大力支持</w:t>
+      </w:r>
+    </w:p>
+    <w:p>
+      <w:pPr>
+        <w:rPr>
+          <w:rFonts w:hint="eastAsia"/>
+        </w:rPr>
+      </w:pPr>
+      <w:r>
+        <w:rPr>
+          <w:rFonts w:hint="eastAsia"/>
+        </w:rPr>
+        <w:t>人工智能的基础设施化，不是产业界的自我标榜，而是国家顶层设计的主动确认。从"新基建"到"新质生产力"，从"东数西算"到"十五五"规划单独成篇，算力基础设施的战略</w:t>
+      </w:r>
+      <w:r>
+        <w:rPr>
+          <w:rFonts w:hint="eastAsia"/>
+        </w:rPr>
+        <w:lastRenderedPageBreak/>
+        <w:t>地位经历了三级跳：它</w:t>
+      </w:r>
+      <w:r>
+        <w:rPr>
+          <w:rFonts w:hint="eastAsia"/>
+        </w:rPr>
+        <w:t>最初</w:t>
+      </w:r>
+      <w:r>
+        <w:rPr>
+          <w:rFonts w:hint="eastAsia"/>
+        </w:rPr>
+        <w:t>数字经济的支撑要素，继而成为科技竞争的必争之地，如今已被定义为重塑生产方式的底座工程。这一升格过程，为</w:t>
       </w:r>
       <w:r>
         <w:rPr>
@@ -309,335 +934,19 @@
         <w:rPr>
           <w:rFonts w:hint="eastAsia"/>
         </w:rPr>
-        <w:t>——提供了远超商业周期的需求确定性。</w:t>
-      </w:r>
-    </w:p>
-    <w:p>
-      <w:r>
-        <w:rPr>
-          <w:rFonts w:hint="eastAsia"/>
-        </w:rPr>
-        <w:t>AI的大国竞争属性，首先体现在其全域渗透性。与航天、核能等单一领域不同，AI同时横跨军事指挥、情报分析、金融风控、舆论操控、工业控制等关键基础设施。</w:t>
-      </w:r>
-    </w:p>
-    <w:p>
-      <w:r>
-        <w:rPr>
-          <w:rFonts w:hint="eastAsia"/>
-        </w:rPr>
-        <w:t>例如2026年1月3日的</w:t>
-      </w:r>
-      <w:r>
-        <w:t>"绝对决心"行动</w:t>
-      </w:r>
-      <w:r>
-        <w:rPr>
-          <w:rFonts w:hint="eastAsia"/>
-        </w:rPr>
-        <w:t>中</w:t>
-      </w:r>
-      <w:r>
-        <w:t>，美军强行控制委内瑞拉总统马杜罗并将其移送出境。在此次行动中使用了Anthropic公司的人工智能大语言模型"克劳德"（Claude），这是首个已知被部署在机密美军军事行动中的商业大语言模型</w:t>
-      </w:r>
-      <w:r>
-        <w:rPr>
-          <w:rFonts w:hint="eastAsia"/>
-        </w:rPr>
-        <w:t>。在正统军事供应商上，专精战争AI的</w:t>
-      </w:r>
-      <w:proofErr w:type="spellStart"/>
-      <w:r>
-        <w:rPr>
-          <w:rFonts w:hint="eastAsia"/>
-        </w:rPr>
-        <w:t>palantir</w:t>
-      </w:r>
-      <w:proofErr w:type="spellEnd"/>
-      <w:r>
-        <w:rPr>
-          <w:rFonts w:hint="eastAsia"/>
-        </w:rPr>
-        <w:t>则是最好的案例，正如</w:t>
-      </w:r>
-      <w:r>
-        <w:t>《华尔街日报》报道，"克劳德"的</w:t>
-      </w:r>
-      <w:r>
-        <w:rPr>
-          <w:rFonts w:hint="eastAsia"/>
-        </w:rPr>
-        <w:t>在委内瑞拉的</w:t>
-      </w:r>
-      <w:r>
-        <w:t>部署是通过Anthropic与美国大数据分析公司Palantir的合作实现的，Palantir的工具常被美国国防部及联邦执法机构使用</w:t>
-      </w:r>
-      <w:r>
-        <w:rPr>
-          <w:rFonts w:hint="eastAsia"/>
-        </w:rPr>
-        <w:t>。</w:t>
-      </w:r>
-    </w:p>
-    <w:p>
-      <w:pPr>
-        <w:rPr>
-          <w:rFonts w:hint="eastAsia"/>
-        </w:rPr>
-      </w:pPr>
-      <w:r>
-        <w:rPr>
-          <w:rFonts w:hint="eastAsia"/>
-        </w:rPr>
-        <w:t>在</w:t>
-      </w:r>
-      <w:r>
-        <w:rPr>
-          <w:rFonts w:hint="eastAsia"/>
-        </w:rPr>
-        <w:t>2026年2月28开始的</w:t>
-      </w:r>
-      <w:r>
-        <w:rPr>
-          <w:rFonts w:hint="eastAsia"/>
-        </w:rPr>
-        <w:t>伊朗战争中，故事的底色依旧：</w:t>
-      </w:r>
-      <w:r>
-        <w:rPr>
-          <w:rFonts w:hint="eastAsia"/>
-        </w:rPr>
-        <w:t>核心系统为Palantir构建的"Maven智能系统"，嵌入了Anthropic的"克劳德"模型，用于实时目标锁定与优先级排序。AI系统处理来自间谍卫星、无人机、地面雷达和情报人员的数百万个数据点，在数分钟内综合绘制移动目标、军车集群、燃料库、通信节点等地图，并生成优先打击清单</w:t>
-      </w:r>
-      <w:r>
-        <w:rPr>
-          <w:rFonts w:hint="eastAsia"/>
-        </w:rPr>
-        <w:t>。</w:t>
-      </w:r>
-      <w:r>
-        <w:rPr>
-          <w:rFonts w:hint="eastAsia"/>
-        </w:rPr>
-        <w:t>还有用于指挥的GIDE AI系统，</w:t>
-      </w:r>
-      <w:r>
-        <w:rPr>
-          <w:rFonts w:hint="eastAsia"/>
-        </w:rPr>
-        <w:t>用于操纵无人机和水上无人机舰艇的</w:t>
-      </w:r>
-      <w:r>
-        <w:rPr>
-          <w:rFonts w:hint="eastAsia"/>
-        </w:rPr>
-        <w:t>Hivemind无人作战指挥系统，等等</w:t>
-      </w:r>
-    </w:p>
-    <w:p>
-      <w:pPr>
-        <w:rPr>
-          <w:rFonts w:hint="eastAsia"/>
-        </w:rPr>
-      </w:pPr>
-      <w:r>
-        <w:rPr>
-          <w:rFonts w:hint="eastAsia"/>
-        </w:rPr>
-        <w:t>美国对华AI封锁的升级路径清晰展示了</w:t>
-      </w:r>
-      <w:r>
-        <w:rPr>
-          <w:rFonts w:hint="eastAsia"/>
-        </w:rPr>
-        <w:t>一个</w:t>
-      </w:r>
-      <w:r>
-        <w:rPr>
-          <w:rFonts w:hint="eastAsia"/>
-        </w:rPr>
-        <w:t>逻辑</w:t>
-      </w:r>
-      <w:r>
-        <w:rPr>
-          <w:rFonts w:hint="eastAsia"/>
-        </w:rPr>
-        <w:t>：</w:t>
-      </w:r>
-      <w:r>
-        <w:rPr>
-          <w:rFonts w:hint="eastAsia"/>
-        </w:rPr>
-        <w:t>即保持AI的领先和对于主要竞争对手的代际优势已经成为国家意志的一种体现。</w:t>
-      </w:r>
-      <w:r>
-        <w:rPr>
-          <w:rFonts w:hint="eastAsia"/>
-        </w:rPr>
-        <w:t>从高端GPU禁售，到云端算力访问限制，再到开源模型权重下载的潜在管控，封锁目标并非抑制某家中国企业的商业扩张，而是延缓中国整体AI能力的代际追赶。这种全域性意味着，AI竞争没有"非敏感领域"的避风港，任何环节的落后都可能成为系统性脆弱点。</w:t>
-      </w:r>
-    </w:p>
-    <w:p>
-      <w:r>
-        <w:rPr>
-          <w:rFonts w:hint="eastAsia"/>
-        </w:rPr>
-        <w:t>由此导出第二层逻辑</w:t>
-      </w:r>
-      <w:r>
-        <w:rPr>
-          <w:rFonts w:hint="eastAsia"/>
-        </w:rPr>
-        <w:t>，地缘政治的</w:t>
-      </w:r>
-      <w:r>
-        <w:rPr>
-          <w:rFonts w:hint="eastAsia"/>
-        </w:rPr>
-        <w:t>竞争烈度重塑了投入决策的底层函数。在商业市场中，企业依据IRR、NPV和回收期配置资源，当边际回报低于资本成本时，理性选择是收缩或退出。但大国竞争框架下的AI投入，遵循的是</w:t>
-      </w:r>
-      <w:r>
-        <w:rPr>
-          <w:rFonts w:hint="eastAsia"/>
-        </w:rPr>
-        <w:t>类似量子科技的</w:t>
-      </w:r>
-      <w:r>
-        <w:rPr>
-          <w:rFonts w:hint="eastAsia"/>
-        </w:rPr>
-        <w:t>战争经济学逻辑：退出即意味着代差固化，暂停即意味着战略被动</w:t>
-      </w:r>
-      <w:r>
-        <w:rPr>
-          <w:rFonts w:hint="eastAsia"/>
-        </w:rPr>
-        <w:t>，而当代际级别的代差出现时，意味着领先者赢家通吃，落后者满盘皆输</w:t>
-      </w:r>
-      <w:r>
-        <w:rPr>
-          <w:rFonts w:hint="eastAsia"/>
-        </w:rPr>
-        <w:t>。</w:t>
-      </w:r>
-    </w:p>
-    <w:p>
-      <w:r>
-        <w:rPr>
-          <w:rFonts w:hint="eastAsia"/>
-        </w:rPr>
-        <w:t>在今年四月，Anthropic的最新模型</w:t>
-      </w:r>
-      <w:proofErr w:type="spellStart"/>
-      <w:r>
-        <w:rPr>
-          <w:rFonts w:hint="eastAsia"/>
-        </w:rPr>
-        <w:t>claude</w:t>
-      </w:r>
-      <w:proofErr w:type="spellEnd"/>
-      <w:r>
-        <w:rPr>
-          <w:rFonts w:hint="eastAsia"/>
-        </w:rPr>
-        <w:t xml:space="preserve"> </w:t>
-      </w:r>
-      <w:r>
-        <w:rPr>
-          <w:rFonts w:hint="eastAsia"/>
-        </w:rPr>
-        <w:t>Mythos</w:t>
-      </w:r>
-      <w:r>
-        <w:rPr>
-          <w:rFonts w:hint="eastAsia"/>
-        </w:rPr>
-        <w:t>的发布兆示了这一逻辑，其甫一发布，就引起了美联储，欧洲央行，中国人民银行等中央财政机构的关注和讨论，只因其能力已经确切地展现出了可被武器化的深远潜力</w:t>
-      </w:r>
-      <w:r>
-        <w:rPr>
-          <w:rFonts w:hint="eastAsia"/>
-        </w:rPr>
-        <w:t>——对于人造系统的侵入和攻击效率，已经超越了绝大多数由人类工程师主导的软件作业</w:t>
-      </w:r>
-      <w:r>
-        <w:rPr>
-          <w:rFonts w:hint="eastAsia"/>
-        </w:rPr>
-        <w:t>。如果在某一天，这种技术被</w:t>
-      </w:r>
-      <w:r>
-        <w:rPr>
-          <w:rFonts w:hint="eastAsia"/>
-        </w:rPr>
-        <w:lastRenderedPageBreak/>
-        <w:t>万物皆可武器化的美国政府所征收，而各国并无对等应对手段时，那么量子科技</w:t>
-      </w:r>
-      <w:r>
-        <w:rPr>
-          <w:rFonts w:hint="eastAsia"/>
-        </w:rPr>
-        <w:t>领域被重点讨论过</w:t>
-      </w:r>
-      <w:r>
-        <w:rPr>
-          <w:rFonts w:hint="eastAsia"/>
-        </w:rPr>
-        <w:t>的一大威胁远景就会重演：即从政治，经济，军事，乃至一切可能的领域对美单向透明。这对于任何一个仍希望保护自身主权安全和政治权力完整的实体而言，都是不可承受的风险</w:t>
-      </w:r>
-    </w:p>
-    <w:p>
-      <w:pPr>
-        <w:rPr>
-          <w:rFonts w:hint="eastAsia"/>
-        </w:rPr>
-      </w:pPr>
-      <w:r>
-        <w:rPr>
-          <w:rFonts w:hint="eastAsia"/>
-        </w:rPr>
-        <w:t>因此对这类</w:t>
-      </w:r>
-      <w:r>
-        <w:rPr>
-          <w:rFonts w:hint="eastAsia"/>
-        </w:rPr>
-        <w:t>项目的资本开支，其决策基准不是"</w:t>
-      </w:r>
-      <w:r>
-        <w:rPr>
-          <w:rFonts w:hint="eastAsia"/>
-        </w:rPr>
-        <w:t>在某一特定年限内</w:t>
-      </w:r>
-      <w:r>
-        <w:rPr>
-          <w:rFonts w:hint="eastAsia"/>
-        </w:rPr>
-        <w:t>能否回本"，而是"对手是否仍在推进</w:t>
-      </w:r>
-      <w:r>
-        <w:rPr>
-          <w:rFonts w:hint="eastAsia"/>
-        </w:rPr>
-        <w:t>？</w:t>
-      </w:r>
-      <w:r>
-        <w:rPr>
-          <w:rFonts w:hint="eastAsia"/>
-        </w:rPr>
-        <w:t>"</w:t>
-      </w:r>
-      <w:r>
-        <w:rPr>
-          <w:rFonts w:hint="eastAsia"/>
-        </w:rPr>
-        <w:t>和“对手已经发展到何种地步？”</w:t>
-      </w:r>
-      <w:r>
-        <w:rPr>
-          <w:rFonts w:hint="eastAsia"/>
-        </w:rPr>
-        <w:t>。这种不可退出性使得AI资本开支呈现刚性特征——预算可以超支，时间表可以延后，但方向不可扭转。对</w:t>
+        <w:t>的投资逻辑提供了</w:t>
+      </w:r>
+      <w:r>
+        <w:rPr>
+          <w:rFonts w:hint="eastAsia"/>
+        </w:rPr>
+        <w:t>坚</w:t>
+      </w:r>
+      <w:r>
+        <w:rPr>
+          <w:rFonts w:hint="eastAsia"/>
+        </w:rPr>
+        <w:t>硬的政策锚——当国家将AI算力视为与铁路、电网同等重要的公共品时，</w:t>
       </w:r>
       <w:r>
         <w:rPr>
@@ -649,354 +958,6 @@
         <w:rPr>
           <w:rFonts w:hint="eastAsia"/>
         </w:rPr>
-        <w:t>而言，这意味着下游需求的可见性远超普通科技企业：国家与头部平台的订单不会因季度盈利波动而取消，只会因技术代差扩大而加码。</w:t>
-      </w:r>
-      <w:r>
-        <w:rPr>
-          <w:rFonts w:hint="eastAsia"/>
-        </w:rPr>
-        <w:t>Anthropic和</w:t>
-      </w:r>
-      <w:proofErr w:type="spellStart"/>
-      <w:r>
-        <w:rPr>
-          <w:rFonts w:hint="eastAsia"/>
-        </w:rPr>
-        <w:t>openAI</w:t>
-      </w:r>
-      <w:proofErr w:type="spellEnd"/>
-      <w:r>
-        <w:rPr>
-          <w:rFonts w:hint="eastAsia"/>
-        </w:rPr>
-        <w:t>的万亿估值如是，智谱和minimax的四千亿港币市值，也如是。</w:t>
-      </w:r>
-    </w:p>
-    <w:p>
-      <w:pPr>
-        <w:rPr>
-          <w:rFonts w:hint="eastAsia"/>
-        </w:rPr>
-      </w:pPr>
-      <w:r>
-        <w:rPr>
-          <w:rFonts w:hint="eastAsia"/>
-        </w:rPr>
-        <w:t>进一步地</w:t>
-      </w:r>
-      <w:r>
-        <w:rPr>
-          <w:rFonts w:hint="eastAsia"/>
-        </w:rPr>
-        <w:t>，大国竞争为国产替代创造了"有无先于好坏"的决策环境。在安全竞争框架下，核心环节的评判标准首先是"自主可控"，其次才是"效率最优"。这一逻辑在光模块、AI芯片等领域</w:t>
-      </w:r>
-      <w:r>
-        <w:rPr>
-          <w:rFonts w:hint="eastAsia"/>
-        </w:rPr>
-        <w:t>亦</w:t>
-      </w:r>
-      <w:r>
-        <w:rPr>
-          <w:rFonts w:hint="eastAsia"/>
-        </w:rPr>
-        <w:t>得到验证：即使国产方案在功耗、良率上仍存差距，政策端与采购端仍会为其提供迭代窗口与订单保护。</w:t>
-      </w:r>
-      <w:r>
-        <w:rPr>
-          <w:rFonts w:hint="eastAsia"/>
-        </w:rPr>
-        <w:t>基础大模型厂商</w:t>
-      </w:r>
-      <w:r>
-        <w:rPr>
-          <w:rFonts w:hint="eastAsia"/>
-        </w:rPr>
-        <w:t>作为AI系统的"认知中枢"，其国产替代的战略优先级</w:t>
-      </w:r>
-      <w:r>
-        <w:rPr>
-          <w:rFonts w:hint="eastAsia"/>
-        </w:rPr>
-        <w:t>极高</w:t>
-      </w:r>
-      <w:r>
-        <w:rPr>
-          <w:rFonts w:hint="eastAsia"/>
-        </w:rPr>
-        <w:t>——没有自主基模，所有上层应用都建立在</w:t>
-      </w:r>
-      <w:r>
-        <w:rPr>
-          <w:rFonts w:hint="eastAsia"/>
-        </w:rPr>
-        <w:t>受制于人的黑暗森林式远景之中</w:t>
-      </w:r>
-      <w:r>
-        <w:rPr>
-          <w:rFonts w:hint="eastAsia"/>
-        </w:rPr>
-        <w:t>。因此，大国竞争越激烈，</w:t>
-      </w:r>
-      <w:r>
-        <w:rPr>
-          <w:rFonts w:hint="eastAsia"/>
-        </w:rPr>
-        <w:t>基础大模型厂商</w:t>
-      </w:r>
-      <w:r>
-        <w:rPr>
-          <w:rFonts w:hint="eastAsia"/>
-        </w:rPr>
-        <w:t>的政策护城河越深厚，其估值中应纳入的"技术主权期权"越重。</w:t>
-      </w:r>
-    </w:p>
-    <w:p>
-      <w:pPr>
-        <w:rPr>
-          <w:rFonts w:hint="eastAsia"/>
-        </w:rPr>
-      </w:pPr>
-      <w:r>
-        <w:rPr>
-          <w:rFonts w:hint="eastAsia"/>
-        </w:rPr>
-        <w:t>最终，投资</w:t>
-      </w:r>
-      <w:r>
-        <w:rPr>
-          <w:rFonts w:hint="eastAsia"/>
-        </w:rPr>
-        <w:t>基础大模型厂商</w:t>
-      </w:r>
-      <w:r>
-        <w:rPr>
-          <w:rFonts w:hint="eastAsia"/>
-        </w:rPr>
-        <w:t>在这一框架下获得了清晰的定位：</w:t>
-      </w:r>
-      <w:r>
-        <w:rPr>
-          <w:rFonts w:hint="eastAsia"/>
-        </w:rPr>
-        <w:t>基础大模型厂商</w:t>
-      </w:r>
-      <w:r>
-        <w:rPr>
-          <w:rFonts w:hint="eastAsia"/>
-        </w:rPr>
-        <w:t>是国家AI能力的技术化身与政策接口。国家算力网络的建设、行业数据的汇聚、顶尖人才的组织，均需通过成规模的</w:t>
-      </w:r>
-      <w:r>
-        <w:rPr>
-          <w:rFonts w:hint="eastAsia"/>
-        </w:rPr>
-        <w:t>基础大模型</w:t>
-      </w:r>
-      <w:r>
-        <w:rPr>
-          <w:rFonts w:hint="eastAsia"/>
-        </w:rPr>
-        <w:t>作为载体落地。</w:t>
-      </w:r>
-      <w:r>
-        <w:rPr>
-          <w:rFonts w:hint="eastAsia"/>
-        </w:rPr>
-        <w:t>基础大模型企业</w:t>
-      </w:r>
-      <w:r>
-        <w:rPr>
-          <w:rFonts w:hint="eastAsia"/>
-        </w:rPr>
-        <w:t>的股权，因此不仅是商业实体所有权</w:t>
-      </w:r>
-      <w:r>
-        <w:rPr>
-          <w:rFonts w:hint="eastAsia"/>
-        </w:rPr>
-        <w:t>——</w:t>
-      </w:r>
-      <w:r>
-        <w:rPr>
-          <w:rFonts w:hint="eastAsia"/>
-        </w:rPr>
-        <w:t>当对抗逻辑持续强化</w:t>
-      </w:r>
-      <w:r>
-        <w:rPr>
-          <w:rFonts w:hint="eastAsia"/>
-        </w:rPr>
-        <w:t>——</w:t>
-      </w:r>
-      <w:r>
-        <w:rPr>
-          <w:rFonts w:hint="eastAsia"/>
-        </w:rPr>
-        <w:t>更是对国家AI战略推进速度的期权化押注。</w:t>
-      </w:r>
-      <w:r>
-        <w:rPr>
-          <w:rFonts w:hint="eastAsia"/>
-        </w:rPr>
-        <w:t xml:space="preserve"> </w:t>
-      </w:r>
-    </w:p>
-    <w:p>
-      <w:pPr>
-        <w:rPr>
-          <w:rFonts w:hint="eastAsia"/>
-        </w:rPr>
-      </w:pPr>
-      <w:r>
-        <w:rPr>
-          <w:rFonts w:hint="eastAsia"/>
-        </w:rPr>
-        <w:t>因此</w:t>
-      </w:r>
-      <w:r>
-        <w:rPr>
-          <w:rFonts w:hint="eastAsia"/>
-        </w:rPr>
-        <w:t>，大国竞争不是AI投资的背景噪音，而是其需求函数的核心变量</w:t>
-      </w:r>
-      <w:r>
-        <w:rPr>
-          <w:rFonts w:hint="eastAsia"/>
-        </w:rPr>
-        <w:t>之一</w:t>
-      </w:r>
-      <w:r>
-        <w:rPr>
-          <w:rFonts w:hint="eastAsia"/>
-        </w:rPr>
-        <w:t>。对抗美国的政治正确，将AI从"可选创新"转化为"必选投入"，将</w:t>
-      </w:r>
-      <w:r>
-        <w:rPr>
-          <w:rFonts w:hint="eastAsia"/>
-        </w:rPr>
-        <w:t>基础大模型</w:t>
-      </w:r>
-      <w:r>
-        <w:rPr>
-          <w:rFonts w:hint="eastAsia"/>
-        </w:rPr>
-        <w:t>从"高风险成长</w:t>
-      </w:r>
-      <w:r>
-        <w:rPr>
-          <w:rFonts w:hint="eastAsia"/>
-        </w:rPr>
-        <w:t>性商品</w:t>
-      </w:r>
-      <w:r>
-        <w:rPr>
-          <w:rFonts w:hint="eastAsia"/>
-        </w:rPr>
-        <w:t>"转化为"战略必需品"。这一逻辑的极端形式是：即便AGI的终局愿景延迟兑现，即便商业应用的货币化路径仍存模糊，大国竞争本身已足以支撑</w:t>
-      </w:r>
-      <w:r>
-        <w:rPr>
-          <w:rFonts w:hint="eastAsia"/>
-        </w:rPr>
-        <w:t>基础大模型</w:t>
-      </w:r>
-      <w:r>
-        <w:rPr>
-          <w:rFonts w:hint="eastAsia"/>
-        </w:rPr>
-        <w:t>在未来三至五年内的资本持续流入与订单确定性。对投资者而言，这不是在赌技术突破，而是在押注一个不可退出的博弈格局中，站在国家能力延伸线上的标的必然获得资源倾斜。</w:t>
-      </w:r>
-    </w:p>
-    <w:p>
-      <w:pPr>
-        <w:pStyle w:val="2"/>
-      </w:pPr>
-      <w:r>
-        <w:rPr>
-          <w:rFonts w:hint="eastAsia"/>
-        </w:rPr>
-        <w:t>.</w:t>
-      </w:r>
-      <w:r>
-        <w:rPr>
-          <w:rFonts w:hint="eastAsia"/>
-        </w:rPr>
-        <w:t xml:space="preserve">3 </w:t>
-      </w:r>
-      <w:r>
-        <w:rPr>
-          <w:rFonts w:hint="eastAsia"/>
-        </w:rPr>
-        <w:t>AI已经成为新一代的基础设施建设，被国家大力支持</w:t>
-      </w:r>
-    </w:p>
-    <w:p>
-      <w:pPr>
-        <w:rPr>
-          <w:rFonts w:hint="eastAsia"/>
-        </w:rPr>
-      </w:pPr>
-      <w:r>
-        <w:rPr>
-          <w:rFonts w:hint="eastAsia"/>
-        </w:rPr>
-        <w:t>人工智能的基础设施化，不是产业界的自我标榜，而是国家顶层设计的主动确认。从"新基建"到"新质生产力"，从"东数西算"到"十五五"规划单独成篇，算力基础设施的战略地位经历了三级跳：它</w:t>
-      </w:r>
-      <w:r>
-        <w:rPr>
-          <w:rFonts w:hint="eastAsia"/>
-        </w:rPr>
-        <w:t>最初</w:t>
-      </w:r>
-      <w:r>
-        <w:rPr>
-          <w:rFonts w:hint="eastAsia"/>
-        </w:rPr>
-        <w:t>数字经济的支撑要素，继而成为科技竞争的必争之地，如今已被定义为重塑生产方式的底座工程。这一升格过程，为</w:t>
-      </w:r>
-      <w:r>
-        <w:rPr>
-          <w:rFonts w:hint="eastAsia"/>
-        </w:rPr>
-        <w:t>基础大模型</w:t>
-      </w:r>
-      <w:r>
-        <w:rPr>
-          <w:rFonts w:hint="eastAsia"/>
-        </w:rPr>
-        <w:t>的投资逻辑提</w:t>
-      </w:r>
-      <w:r>
-        <w:rPr>
-          <w:rFonts w:hint="eastAsia"/>
-        </w:rPr>
-        <w:lastRenderedPageBreak/>
-        <w:t>供了</w:t>
-      </w:r>
-      <w:r>
-        <w:rPr>
-          <w:rFonts w:hint="eastAsia"/>
-        </w:rPr>
-        <w:t>坚</w:t>
-      </w:r>
-      <w:r>
-        <w:rPr>
-          <w:rFonts w:hint="eastAsia"/>
-        </w:rPr>
-        <w:t>硬的政策锚——当国家将AI算力视为与铁路、电网同等重要的公共品时，</w:t>
-      </w:r>
-      <w:r>
-        <w:rPr>
-          <w:rFonts w:hint="eastAsia"/>
-        </w:rPr>
-        <w:t>基础大模型</w:t>
-      </w:r>
-      <w:r>
-        <w:rPr>
-          <w:rFonts w:hint="eastAsia"/>
-        </w:rPr>
         <w:t>作为算力转化为认知</w:t>
       </w:r>
       <w:r>
@@ -1039,6 +1000,11 @@
       </w:r>
     </w:p>
     <w:p>
+      <w:pPr>
+        <w:rPr>
+          <w:rFonts w:hint="eastAsia"/>
+        </w:rPr>
+      </w:pPr>
       <w:r>
         <w:rPr>
           <w:rFonts w:hint="eastAsia"/>
@@ -1090,6 +1056,18 @@
               <w:widowControl/>
               <w:spacing w:after="0" w:line="330" w:lineRule="atLeast"/>
               <w:rPr>
+                <w:rFonts w:ascii="inherit" w:eastAsia="宋体" w:hAnsi="inherit" w:cs="Segoe UI" w:hint="eastAsia"/>
+                <w:b/>
+                <w:bCs/>
+                <w:spacing w:val="8"/>
+                <w:kern w:val="0"/>
+                <w:sz w:val="21"/>
+                <w:szCs w:val="21"/>
+                <w14:ligatures w14:val="none"/>
+              </w:rPr>
+            </w:pPr>
+            <w:r>
+              <w:rPr>
                 <w:rFonts w:ascii="inherit" w:eastAsia="宋体" w:hAnsi="inherit" w:cs="Segoe UI"/>
                 <w:b/>
                 <w:bCs/>
@@ -1099,18 +1077,7 @@
                 <w:szCs w:val="21"/>
                 <w14:ligatures w14:val="none"/>
               </w:rPr>
-            </w:pPr>
-            <w:r>
-              <w:rPr>
-                <w:rFonts w:ascii="inherit" w:eastAsia="宋体" w:hAnsi="inherit" w:cs="Segoe UI"/>
-                <w:b/>
-                <w:bCs/>
-                <w:spacing w:val="8"/>
-                <w:kern w:val="0"/>
-                <w:sz w:val="21"/>
-                <w:szCs w:val="21"/>
-                <w14:ligatures w14:val="none"/>
-              </w:rPr>
+              <w:lastRenderedPageBreak/>
               <w:t>政策层级</w:t>
             </w:r>
           </w:p>
@@ -1131,7 +1098,7 @@
               <w:widowControl/>
               <w:spacing w:after="0" w:line="330" w:lineRule="atLeast"/>
               <w:rPr>
-                <w:rFonts w:ascii="inherit" w:eastAsia="宋体" w:hAnsi="inherit" w:cs="Segoe UI"/>
+                <w:rFonts w:ascii="inherit" w:eastAsia="宋体" w:hAnsi="inherit" w:cs="Segoe UI" w:hint="eastAsia"/>
                 <w:b/>
                 <w:bCs/>
                 <w:spacing w:val="8"/>
@@ -1198,7 +1165,7 @@
               <w:widowControl/>
               <w:spacing w:after="0" w:line="330" w:lineRule="atLeast"/>
               <w:rPr>
-                <w:rFonts w:ascii="inherit" w:eastAsia="宋体" w:hAnsi="inherit" w:cs="Segoe UI"/>
+                <w:rFonts w:ascii="inherit" w:eastAsia="宋体" w:hAnsi="inherit" w:cs="Segoe UI" w:hint="eastAsia"/>
                 <w:b/>
                 <w:bCs/>
                 <w:spacing w:val="8"/>
@@ -1239,7 +1206,7 @@
               <w:widowControl/>
               <w:spacing w:after="0" w:line="330" w:lineRule="atLeast"/>
               <w:rPr>
-                <w:rFonts w:ascii="inherit" w:eastAsia="宋体" w:hAnsi="inherit" w:cs="Segoe UI"/>
+                <w:rFonts w:ascii="inherit" w:eastAsia="宋体" w:hAnsi="inherit" w:cs="Segoe UI" w:hint="eastAsia"/>
                 <w:b/>
                 <w:bCs/>
                 <w:spacing w:val="8"/>
@@ -1282,7 +1249,7 @@
               <w:widowControl/>
               <w:spacing w:after="0" w:line="330" w:lineRule="atLeast"/>
               <w:rPr>
-                <w:rFonts w:ascii="inherit" w:eastAsia="宋体" w:hAnsi="inherit" w:cs="Segoe UI"/>
+                <w:rFonts w:ascii="inherit" w:eastAsia="宋体" w:hAnsi="inherit" w:cs="Segoe UI" w:hint="eastAsia"/>
                 <w:spacing w:val="8"/>
                 <w:kern w:val="0"/>
                 <w:sz w:val="21"/>
@@ -1322,7 +1289,7 @@
               <w:widowControl/>
               <w:spacing w:after="0" w:line="330" w:lineRule="atLeast"/>
               <w:rPr>
-                <w:rFonts w:ascii="inherit" w:eastAsia="宋体" w:hAnsi="inherit" w:cs="Segoe UI"/>
+                <w:rFonts w:ascii="inherit" w:eastAsia="宋体" w:hAnsi="inherit" w:cs="Segoe UI" w:hint="eastAsia"/>
                 <w:spacing w:val="8"/>
                 <w:kern w:val="0"/>
                 <w:sz w:val="21"/>
@@ -1392,7 +1359,7 @@
               <w:widowControl/>
               <w:spacing w:after="0" w:line="330" w:lineRule="atLeast"/>
               <w:rPr>
-                <w:rFonts w:ascii="inherit" w:eastAsia="宋体" w:hAnsi="inherit" w:cs="Segoe UI"/>
+                <w:rFonts w:ascii="inherit" w:eastAsia="宋体" w:hAnsi="inherit" w:cs="Segoe UI" w:hint="eastAsia"/>
                 <w:spacing w:val="8"/>
                 <w:kern w:val="0"/>
                 <w:sz w:val="21"/>
@@ -1462,7 +1429,7 @@
               <w:widowControl/>
               <w:spacing w:after="0" w:line="330" w:lineRule="atLeast"/>
               <w:rPr>
-                <w:rFonts w:ascii="inherit" w:eastAsia="宋体" w:hAnsi="inherit" w:cs="Segoe UI"/>
+                <w:rFonts w:ascii="inherit" w:eastAsia="宋体" w:hAnsi="inherit" w:cs="Segoe UI" w:hint="eastAsia"/>
                 <w:spacing w:val="8"/>
                 <w:kern w:val="0"/>
                 <w:sz w:val="21"/>
@@ -1534,7 +1501,7 @@
               <w:widowControl/>
               <w:spacing w:after="0" w:line="330" w:lineRule="atLeast"/>
               <w:rPr>
-                <w:rFonts w:ascii="inherit" w:eastAsia="宋体" w:hAnsi="inherit" w:cs="Segoe UI"/>
+                <w:rFonts w:ascii="inherit" w:eastAsia="宋体" w:hAnsi="inherit" w:cs="Segoe UI" w:hint="eastAsia"/>
                 <w:spacing w:val="8"/>
                 <w:kern w:val="0"/>
                 <w:sz w:val="21"/>
@@ -1554,7 +1521,6 @@
                 <w:bdr w:val="none" w:sz="0" w:space="0" w:color="auto" w:frame="1"/>
                 <w14:ligatures w14:val="none"/>
               </w:rPr>
-              <w:lastRenderedPageBreak/>
               <w:t>专项工程</w:t>
             </w:r>
           </w:p>
@@ -1575,7 +1541,7 @@
               <w:widowControl/>
               <w:spacing w:after="0" w:line="330" w:lineRule="atLeast"/>
               <w:rPr>
-                <w:rFonts w:ascii="inherit" w:eastAsia="宋体" w:hAnsi="inherit" w:cs="Segoe UI"/>
+                <w:rFonts w:ascii="inherit" w:eastAsia="宋体" w:hAnsi="inherit" w:cs="Segoe UI" w:hint="eastAsia"/>
                 <w:spacing w:val="8"/>
                 <w:kern w:val="0"/>
                 <w:sz w:val="21"/>
@@ -1645,7 +1611,7 @@
               <w:widowControl/>
               <w:spacing w:after="0" w:line="330" w:lineRule="atLeast"/>
               <w:rPr>
-                <w:rFonts w:ascii="inherit" w:eastAsia="宋体" w:hAnsi="inherit" w:cs="Segoe UI"/>
+                <w:rFonts w:ascii="inherit" w:eastAsia="宋体" w:hAnsi="inherit" w:cs="Segoe UI" w:hint="eastAsia"/>
                 <w:spacing w:val="8"/>
                 <w:kern w:val="0"/>
                 <w:sz w:val="21"/>
@@ -1682,7 +1648,7 @@
               <w:widowControl/>
               <w:spacing w:after="0" w:line="330" w:lineRule="atLeast"/>
               <w:rPr>
-                <w:rFonts w:ascii="inherit" w:eastAsia="宋体" w:hAnsi="inherit" w:cs="Segoe UI"/>
+                <w:rFonts w:ascii="inherit" w:eastAsia="宋体" w:hAnsi="inherit" w:cs="Segoe UI" w:hint="eastAsia"/>
                 <w:spacing w:val="8"/>
                 <w:kern w:val="0"/>
                 <w:sz w:val="21"/>
@@ -1732,7 +1698,7 @@
               <w:widowControl/>
               <w:spacing w:after="0" w:line="330" w:lineRule="atLeast"/>
               <w:rPr>
-                <w:rFonts w:ascii="inherit" w:eastAsia="宋体" w:hAnsi="inherit" w:cs="Segoe UI"/>
+                <w:rFonts w:ascii="inherit" w:eastAsia="宋体" w:hAnsi="inherit" w:cs="Segoe UI" w:hint="eastAsia"/>
                 <w:spacing w:val="8"/>
                 <w:kern w:val="0"/>
                 <w:sz w:val="21"/>
@@ -1772,7 +1738,7 @@
               <w:widowControl/>
               <w:spacing w:after="0" w:line="330" w:lineRule="atLeast"/>
               <w:rPr>
-                <w:rFonts w:ascii="inherit" w:eastAsia="宋体" w:hAnsi="inherit" w:cs="Segoe UI"/>
+                <w:rFonts w:ascii="inherit" w:eastAsia="宋体" w:hAnsi="inherit" w:cs="Segoe UI" w:hint="eastAsia"/>
                 <w:spacing w:val="8"/>
                 <w:kern w:val="0"/>
                 <w:sz w:val="21"/>
@@ -1809,7 +1775,7 @@
               <w:widowControl/>
               <w:spacing w:after="0" w:line="330" w:lineRule="atLeast"/>
               <w:rPr>
-                <w:rFonts w:ascii="inherit" w:eastAsia="宋体" w:hAnsi="inherit" w:cs="Segoe UI"/>
+                <w:rFonts w:ascii="inherit" w:eastAsia="宋体" w:hAnsi="inherit" w:cs="Segoe UI" w:hint="eastAsia"/>
                 <w:spacing w:val="8"/>
                 <w:kern w:val="0"/>
                 <w:sz w:val="21"/>
@@ -1890,7 +1856,7 @@
               <w:widowControl/>
               <w:spacing w:after="0" w:line="330" w:lineRule="atLeast"/>
               <w:rPr>
-                <w:rFonts w:ascii="inherit" w:eastAsia="宋体" w:hAnsi="inherit" w:cs="Segoe UI"/>
+                <w:rFonts w:ascii="inherit" w:eastAsia="宋体" w:hAnsi="inherit" w:cs="Segoe UI" w:hint="eastAsia"/>
                 <w:spacing w:val="8"/>
                 <w:kern w:val="0"/>
                 <w:sz w:val="21"/>
@@ -1962,7 +1928,7 @@
               <w:widowControl/>
               <w:spacing w:after="0" w:line="330" w:lineRule="atLeast"/>
               <w:rPr>
-                <w:rFonts w:ascii="inherit" w:eastAsia="宋体" w:hAnsi="inherit" w:cs="Segoe UI"/>
+                <w:rFonts w:ascii="inherit" w:eastAsia="宋体" w:hAnsi="inherit" w:cs="Segoe UI" w:hint="eastAsia"/>
                 <w:spacing w:val="8"/>
                 <w:kern w:val="0"/>
                 <w:sz w:val="21"/>
@@ -2002,7 +1968,7 @@
               <w:widowControl/>
               <w:spacing w:after="0" w:line="330" w:lineRule="atLeast"/>
               <w:rPr>
-                <w:rFonts w:ascii="inherit" w:eastAsia="宋体" w:hAnsi="inherit" w:cs="Segoe UI"/>
+                <w:rFonts w:ascii="inherit" w:eastAsia="宋体" w:hAnsi="inherit" w:cs="Segoe UI" w:hint="eastAsia"/>
                 <w:spacing w:val="8"/>
                 <w:kern w:val="0"/>
                 <w:sz w:val="21"/>
@@ -2039,7 +2005,7 @@
               <w:widowControl/>
               <w:spacing w:after="0" w:line="330" w:lineRule="atLeast"/>
               <w:rPr>
-                <w:rFonts w:ascii="inherit" w:eastAsia="宋体" w:hAnsi="inherit" w:cs="Segoe UI"/>
+                <w:rFonts w:ascii="inherit" w:eastAsia="宋体" w:hAnsi="inherit" w:cs="Segoe UI" w:hint="eastAsia"/>
                 <w:spacing w:val="8"/>
                 <w:kern w:val="0"/>
                 <w:sz w:val="21"/>
@@ -2109,7 +2075,7 @@
               <w:widowControl/>
               <w:spacing w:after="0" w:line="330" w:lineRule="atLeast"/>
               <w:rPr>
-                <w:rFonts w:ascii="inherit" w:eastAsia="宋体" w:hAnsi="inherit" w:cs="Segoe UI"/>
+                <w:rFonts w:ascii="inherit" w:eastAsia="宋体" w:hAnsi="inherit" w:cs="Segoe UI" w:hint="eastAsia"/>
                 <w:spacing w:val="8"/>
                 <w:kern w:val="0"/>
                 <w:sz w:val="21"/>
@@ -2181,7 +2147,7 @@
               <w:widowControl/>
               <w:spacing w:after="0" w:line="330" w:lineRule="atLeast"/>
               <w:rPr>
-                <w:rFonts w:ascii="inherit" w:eastAsia="宋体" w:hAnsi="inherit" w:cs="Segoe UI"/>
+                <w:rFonts w:ascii="inherit" w:eastAsia="宋体" w:hAnsi="inherit" w:cs="Segoe UI" w:hint="eastAsia"/>
                 <w:spacing w:val="8"/>
                 <w:kern w:val="0"/>
                 <w:sz w:val="21"/>
@@ -2221,7 +2187,7 @@
               <w:widowControl/>
               <w:spacing w:after="0" w:line="330" w:lineRule="atLeast"/>
               <w:rPr>
-                <w:rFonts w:ascii="inherit" w:eastAsia="宋体" w:hAnsi="inherit" w:cs="Segoe UI"/>
+                <w:rFonts w:ascii="inherit" w:eastAsia="宋体" w:hAnsi="inherit" w:cs="Segoe UI" w:hint="eastAsia"/>
                 <w:spacing w:val="8"/>
                 <w:kern w:val="0"/>
                 <w:sz w:val="21"/>
@@ -2291,7 +2257,7 @@
               <w:widowControl/>
               <w:spacing w:after="0" w:line="330" w:lineRule="atLeast"/>
               <w:rPr>
-                <w:rFonts w:ascii="inherit" w:eastAsia="宋体" w:hAnsi="inherit" w:cs="Segoe UI"/>
+                <w:rFonts w:ascii="inherit" w:eastAsia="宋体" w:hAnsi="inherit" w:cs="Segoe UI" w:hint="eastAsia"/>
                 <w:spacing w:val="8"/>
                 <w:kern w:val="0"/>
                 <w:sz w:val="21"/>
@@ -2350,7 +2316,7 @@
               <w:widowControl/>
               <w:spacing w:after="0" w:line="330" w:lineRule="atLeast"/>
               <w:rPr>
-                <w:rFonts w:ascii="inherit" w:eastAsia="宋体" w:hAnsi="inherit" w:cs="Segoe UI"/>
+                <w:rFonts w:ascii="inherit" w:eastAsia="宋体" w:hAnsi="inherit" w:cs="Segoe UI" w:hint="eastAsia"/>
                 <w:spacing w:val="8"/>
                 <w:kern w:val="0"/>
                 <w:sz w:val="21"/>
@@ -2422,7 +2388,7 @@
               <w:widowControl/>
               <w:spacing w:after="0" w:line="330" w:lineRule="atLeast"/>
               <w:rPr>
-                <w:rFonts w:ascii="inherit" w:eastAsia="宋体" w:hAnsi="inherit" w:cs="Segoe UI"/>
+                <w:rFonts w:ascii="inherit" w:eastAsia="宋体" w:hAnsi="inherit" w:cs="Segoe UI" w:hint="eastAsia"/>
                 <w:spacing w:val="8"/>
                 <w:kern w:val="0"/>
                 <w:sz w:val="21"/>
@@ -2462,7 +2428,7 @@
               <w:widowControl/>
               <w:spacing w:after="0" w:line="330" w:lineRule="atLeast"/>
               <w:rPr>
-                <w:rFonts w:ascii="inherit" w:eastAsia="宋体" w:hAnsi="inherit" w:cs="Segoe UI"/>
+                <w:rFonts w:ascii="inherit" w:eastAsia="宋体" w:hAnsi="inherit" w:cs="Segoe UI" w:hint="eastAsia"/>
                 <w:spacing w:val="8"/>
                 <w:kern w:val="0"/>
                 <w:sz w:val="21"/>
@@ -2499,7 +2465,7 @@
               <w:widowControl/>
               <w:spacing w:after="0" w:line="330" w:lineRule="atLeast"/>
               <w:rPr>
-                <w:rFonts w:ascii="inherit" w:eastAsia="宋体" w:hAnsi="inherit" w:cs="Segoe UI"/>
+                <w:rFonts w:ascii="inherit" w:eastAsia="宋体" w:hAnsi="inherit" w:cs="Segoe UI" w:hint="eastAsia"/>
                 <w:spacing w:val="8"/>
                 <w:kern w:val="0"/>
                 <w:sz w:val="21"/>
@@ -2536,7 +2502,7 @@
               <w:widowControl/>
               <w:spacing w:after="0" w:line="330" w:lineRule="atLeast"/>
               <w:rPr>
-                <w:rFonts w:ascii="inherit" w:eastAsia="宋体" w:hAnsi="inherit" w:cs="Segoe UI"/>
+                <w:rFonts w:ascii="inherit" w:eastAsia="宋体" w:hAnsi="inherit" w:cs="Segoe UI" w:hint="eastAsia"/>
                 <w:spacing w:val="8"/>
                 <w:kern w:val="0"/>
                 <w:sz w:val="21"/>
@@ -2586,7 +2552,7 @@
               <w:widowControl/>
               <w:spacing w:after="0" w:line="330" w:lineRule="atLeast"/>
               <w:rPr>
-                <w:rFonts w:ascii="inherit" w:eastAsia="宋体" w:hAnsi="inherit" w:cs="Segoe UI"/>
+                <w:rFonts w:ascii="inherit" w:eastAsia="宋体" w:hAnsi="inherit" w:cs="Segoe UI" w:hint="eastAsia"/>
                 <w:spacing w:val="8"/>
                 <w:kern w:val="0"/>
                 <w:sz w:val="21"/>
@@ -2626,7 +2592,7 @@
               <w:widowControl/>
               <w:spacing w:after="0" w:line="330" w:lineRule="atLeast"/>
               <w:rPr>
-                <w:rFonts w:ascii="inherit" w:eastAsia="宋体" w:hAnsi="inherit" w:cs="Segoe UI"/>
+                <w:rFonts w:ascii="inherit" w:eastAsia="宋体" w:hAnsi="inherit" w:cs="Segoe UI" w:hint="eastAsia"/>
                 <w:spacing w:val="8"/>
                 <w:kern w:val="0"/>
                 <w:sz w:val="21"/>
@@ -2707,7 +2673,7 @@
               <w:widowControl/>
               <w:spacing w:after="0" w:line="330" w:lineRule="atLeast"/>
               <w:rPr>
-                <w:rFonts w:ascii="inherit" w:eastAsia="宋体" w:hAnsi="inherit" w:cs="Segoe UI"/>
+                <w:rFonts w:ascii="inherit" w:eastAsia="宋体" w:hAnsi="inherit" w:cs="Segoe UI" w:hint="eastAsia"/>
                 <w:spacing w:val="8"/>
                 <w:kern w:val="0"/>
                 <w:sz w:val="21"/>
@@ -2777,7 +2743,7 @@
               <w:widowControl/>
               <w:spacing w:after="0" w:line="330" w:lineRule="atLeast"/>
               <w:rPr>
-                <w:rFonts w:ascii="inherit" w:eastAsia="宋体" w:hAnsi="inherit" w:cs="Segoe UI"/>
+                <w:rFonts w:ascii="inherit" w:eastAsia="宋体" w:hAnsi="inherit" w:cs="Segoe UI" w:hint="eastAsia"/>
                 <w:spacing w:val="8"/>
                 <w:kern w:val="0"/>
                 <w:sz w:val="21"/>
@@ -2812,6 +2778,11 @@
       </w:tr>
     </w:tbl>
     <w:p>
+      <w:pPr>
+        <w:rPr>
+          <w:rFonts w:hint="eastAsia"/>
+        </w:rPr>
+      </w:pPr>
       <w:r>
         <w:t>国家算力网络的建设目标是"普惠易用、经济高效"，而普惠化的前提是模型能力的标准化输出——没有</w:t>
       </w:r>
@@ -2918,12 +2889,19 @@
         <w:rPr>
           <w:rFonts w:hint="eastAsia"/>
         </w:rPr>
+        <w:lastRenderedPageBreak/>
         <w:t>.4</w:t>
       </w:r>
       <w:r>
         <w:rPr>
           <w:rFonts w:hint="eastAsia"/>
         </w:rPr>
+        <w:t xml:space="preserve"> </w:t>
+      </w:r>
+      <w:r>
+        <w:rPr>
+          <w:rFonts w:hint="eastAsia"/>
+        </w:rPr>
         <w:t>数据-算力-模型 自洽飞轮效应</w:t>
       </w:r>
       <w:r>
@@ -2943,61 +2921,75 @@
         <w:rPr>
           <w:rFonts w:hint="eastAsia"/>
         </w:rPr>
-        <w:t>政策基建为基模厂提供了算力网络的物理入口，但若仅止于此，基模厂不过是算力资源的普通消耗者——其成长性将受限于国家资本开支的脉冲节奏。真正将基模厂从"周期品"升格为"平台型资产"的，是其内部运转的数据-算力-模型飞轮。这一飞轮的启</w:t>
-      </w:r>
-      <w:r>
-        <w:rPr>
-          <w:rFonts w:hint="eastAsia"/>
-        </w:rPr>
-        <w:lastRenderedPageBreak/>
-        <w:t>动，依赖于前文所述的电力向智能的全球转化：国家以稀缺电力指标支撑算力网络，基模厂将算力转化为可全球贸易的认知服务，而全球市场的每一次调用，又反向为飞轮注入新的数据燃料与商业能量。</w:t>
-      </w:r>
-    </w:p>
-    <w:p>
-      <w:pPr>
-        <w:rPr>
-          <w:rFonts w:hint="eastAsia"/>
-        </w:rPr>
-      </w:pPr>
-      <w:r>
-        <w:rPr>
-          <w:rFonts w:hint="eastAsia"/>
-        </w:rPr>
-        <w:t>飞轮的结构首先建立在AI**"使用即生产"的底层属性上。传统软件的用户增长与产品改进相互分离——用户越多，收入越高，但代码本身不因使用而自动优化。基模厂则完全不同：每一次API调用、每一轮对话交互、每一个Agent任务执行，都在产生可用于后续训练或微调的真实世界数据。这些数据回流至模型迭代管线，通过RLHF、DPO、在线学习等机制，持续提升模型的对齐度与泛化能力。结果是，用户基数的扩张不仅带来收入，更直接转化为模型质量的提升；而模型质量的提升，又降低获客成本、提高用户粘性，吸引更多调用。用户增长与模型进化由此形成正反馈回路**，而非简单的供需交易。</w:t>
-      </w:r>
-    </w:p>
-    <w:p>
-      <w:pPr>
-        <w:rPr>
-          <w:rFonts w:hint="eastAsia"/>
-        </w:rPr>
-      </w:pPr>
-      <w:r>
-        <w:rPr>
-          <w:rFonts w:hint="eastAsia"/>
-        </w:rPr>
-        <w:t>这一回路的强化机制，在于模型能力跃迁对需求价值的非线性拉动。当模型参数从百亿级向万亿级扩展，上下文窗口从4K向1M token延伸，模态从文本向图像-视频-3D融合，Agent从单步响应向多轮自主规划演进时，单次任务所需的算力投入确实在上升，但模型能够解决的问题复杂度与商业价值呈指数级跳升。这意味着基模厂的单位算力成本虽然在增加，但其输出的认知服务的单位经济价值增长得更快。飞轮因此不会陷入"越转越重"的边际递减，而是呈现"越转越快"的边际递增——每一代新模型的发布，不是对旧模型的替代，而是对应用场景的叠加：旧场景持续产生稳定推理收入，新场景（如长文档分析、多模态生成、自主Agent）打开增量定价空间。</w:t>
-      </w:r>
-    </w:p>
-    <w:p>
-      <w:pPr>
-        <w:rPr>
-          <w:rFonts w:hint="eastAsia"/>
-        </w:rPr>
-      </w:pPr>
-      <w:r>
-        <w:rPr>
-          <w:rFonts w:hint="eastAsia"/>
-        </w:rPr>
-        <w:t>更为关键的是，这一飞轮并非封闭于单一企业或单一市场的内部循环，而是开环于全球API经济。中国廉价的电力与集约化的算力网络构成飞轮的输入端，基模厂的算法创新与工程优化构成转化端，而全球范围内的SaaS厂商、金融机构、制造企业、内容平台的AI化需求构成输出端。每一次海外API调用不仅带来美元收入，更带来跨语言、跨文化、跨行业的异构数据，这些数据回流后训练出的模型，其全球适用性远超仅依赖中文语料的版本。飞轮因此脱离了本地市场规模的硬约束，其转速取决于全球智能服务贸易的扩张速度——这是一个比国内政策周期更宏大的增长坐标系。</w:t>
-      </w:r>
-    </w:p>
-    <w:p>
-      <w:r>
-        <w:rPr>
-          <w:rFonts w:hint="eastAsia"/>
-        </w:rPr>
-        <w:t>在这一坐标系中，基模厂的稀缺性定位得以确立。算力可以由国家基建规模化供给，数据可以由行业场景分散产生，但将原始算力与碎片化数据转化为可泛化、可迭代、可全球分发的通用认知能力，需要预训练架构、对齐技术、工程优化、多模态融合的长期积累。基模厂不是算力的囤积者，也不是数据的仓库管理员，而是飞轮的中枢转换器——它决定了输入端的能源与信息有多少能被转化为可贸易的智能，决定了输出端的Token能在多大程度上替代人类认知劳动。投资基模厂，本质上是投资将电力与数据转化为全球通用智能这一终极生产要素的铸币权。</w:t>
+        <w:t>政策基建为</w:t>
+      </w:r>
+      <w:r>
+        <w:rPr>
+          <w:rFonts w:hint="eastAsia"/>
+        </w:rPr>
+        <w:t>基础大模型</w:t>
+      </w:r>
+      <w:r>
+        <w:rPr>
+          <w:rFonts w:hint="eastAsia"/>
+        </w:rPr>
+        <w:t>提供了算力网络的物理入口，但若仅止于此，</w:t>
+      </w:r>
+      <w:r>
+        <w:rPr>
+          <w:rFonts w:hint="eastAsia"/>
+        </w:rPr>
+        <w:t>基础大模型</w:t>
+      </w:r>
+      <w:r>
+        <w:rPr>
+          <w:rFonts w:hint="eastAsia"/>
+        </w:rPr>
+        <w:t>不过是算力资源的普通消耗者——其成长性将受限于国家资本开支的脉冲节奏。真正将</w:t>
+      </w:r>
+      <w:r>
+        <w:rPr>
+          <w:rFonts w:hint="eastAsia"/>
+        </w:rPr>
+        <w:t>基础大模型</w:t>
+      </w:r>
+      <w:r>
+        <w:rPr>
+          <w:rFonts w:hint="eastAsia"/>
+        </w:rPr>
+        <w:t>从"周期品"升格为"平台型资产"的，是其内部运转的数据-算力-模型飞轮。这一飞轮的启动，依赖于前文所述的电力向智能的全球转化：国家以电力指标支撑算力网络，</w:t>
+      </w:r>
+      <w:r>
+        <w:rPr>
+          <w:rFonts w:hint="eastAsia"/>
+        </w:rPr>
+        <w:t>基础大模型</w:t>
+      </w:r>
+      <w:r>
+        <w:rPr>
+          <w:rFonts w:hint="eastAsia"/>
+        </w:rPr>
+        <w:t>将算力转化为可全球贸易的认知服务，而全球市场的每一次调用，又反向为飞轮注入新的数据燃料与商业能量。</w:t>
+      </w:r>
+    </w:p>
+    <w:p>
+      <w:r>
+        <w:rPr>
+          <w:rFonts w:hint="eastAsia"/>
+        </w:rPr>
+        <w:t>飞轮的结构首先建立在AI"使用即生产"的底层属性上。传统软件的用户增长与产品改进相互分离——用户越多，收入越高，但代码本身不因使用而自动优化。</w:t>
+      </w:r>
+      <w:r>
+        <w:rPr>
+          <w:rFonts w:hint="eastAsia"/>
+        </w:rPr>
+        <w:t>基础大模型</w:t>
+      </w:r>
+      <w:r>
+        <w:rPr>
+          <w:rFonts w:hint="eastAsia"/>
+        </w:rPr>
+        <w:t>则完全不同：每一次API调用、每一轮对话交互、每一个Agent任务执行，都在产生可用于后续训练或微调的真实世界数据。这些数据回流至模型迭代管线，通过RLHF、DPO、在线学习等机制，持续提升模型的对齐度与泛化能力。结果是，用户基数的扩张不仅带来收入，更直接转化为模型质量的提升；而模型质量的提升，又降低获客成本、提高用户粘性，吸引更多调用。用户增长与模型进化由此形成正反馈回路，而非简单的供需交易。</w:t>
       </w:r>
     </w:p>
     <w:p>
@@ -3012,9 +3004,8 @@
           <w:rFonts w:hint="eastAsia"/>
           <w:noProof/>
         </w:rPr>
-        <w:lastRenderedPageBreak/>
         <w:drawing>
-          <wp:inline distT="0" distB="0" distL="0" distR="0" wp14:anchorId="2A3E94EC" wp14:editId="1FB43779">
+          <wp:inline distT="0" distB="0" distL="0" distR="0" wp14:anchorId="6897C3A3" wp14:editId="21392CF8">
             <wp:extent cx="4413250" cy="3313099"/>
             <wp:effectExtent l="0" t="0" r="6350" b="1905"/>
             <wp:docPr id="2019186052" name="图片 1"/>
@@ -3062,26 +3053,489 @@
     </w:p>
     <w:p>
       <w:pPr>
+        <w:rPr>
+          <w:rFonts w:hint="eastAsia"/>
+        </w:rPr>
+      </w:pPr>
+      <w:r>
+        <w:rPr>
+          <w:rFonts w:hint="eastAsia"/>
+        </w:rPr>
+        <w:t>这一回路的强化机制，在于模型能力跃迁对需求价值的非线性拉动。当模型参数从百亿级向万亿级扩展，上下文窗口从4K向1M token延伸，模态从文本向图像-视频-3D融合，Agent从单步响应向多轮自主规划演进时，单次任务所需的算力投入确实在上升，但模型能够解决的问题复杂度与商业价值呈指数级跳升。这意味着</w:t>
+      </w:r>
+      <w:r>
+        <w:rPr>
+          <w:rFonts w:hint="eastAsia"/>
+        </w:rPr>
+        <w:t>基础大模型</w:t>
+      </w:r>
+      <w:r>
+        <w:rPr>
+          <w:rFonts w:hint="eastAsia"/>
+        </w:rPr>
+        <w:t>的单位算力成本虽然在增加，但其输出的认知服务的单位经济价值增长得更快。飞轮因此不会陷入"越转越</w:t>
+      </w:r>
+      <w:r>
+        <w:rPr>
+          <w:rFonts w:hint="eastAsia"/>
+        </w:rPr>
+        <w:t>慢</w:t>
+      </w:r>
+      <w:r>
+        <w:rPr>
+          <w:rFonts w:hint="eastAsia"/>
+        </w:rPr>
+        <w:t>"的</w:t>
+      </w:r>
+      <w:r>
+        <w:rPr>
+          <w:rFonts w:hint="eastAsia"/>
+        </w:rPr>
+        <w:t>产出</w:t>
+      </w:r>
+      <w:r>
+        <w:rPr>
+          <w:rFonts w:hint="eastAsia"/>
+        </w:rPr>
+        <w:t>边际递减，而是呈现"越转越快"的</w:t>
+      </w:r>
+      <w:r>
+        <w:rPr>
+          <w:rFonts w:hint="eastAsia"/>
+        </w:rPr>
+        <w:t>效能</w:t>
+      </w:r>
+      <w:r>
+        <w:rPr>
+          <w:rFonts w:hint="eastAsia"/>
+        </w:rPr>
+        <w:t>边际递增</w:t>
+      </w:r>
+      <w:r>
+        <w:rPr>
+          <w:rFonts w:hint="eastAsia"/>
+        </w:rPr>
+        <w:t>态势</w:t>
+      </w:r>
+      <w:r>
+        <w:rPr>
+          <w:rFonts w:hint="eastAsia"/>
+        </w:rPr>
+        <w:t>——</w:t>
+      </w:r>
+      <w:r>
+        <w:rPr>
+          <w:rFonts w:hint="eastAsia"/>
+        </w:rPr>
+        <w:lastRenderedPageBreak/>
+        <w:t>每一代新模型的发布，不是对旧模型的替代，而是对应用场景的叠加：旧场景持续产生稳定推理收入，新场景（如长文档分析、多模态生成、自主Agent）打开增量定价空间。</w:t>
+      </w:r>
+    </w:p>
+    <w:p>
+      <w:pPr>
+        <w:rPr>
+          <w:rFonts w:hint="eastAsia"/>
+        </w:rPr>
+      </w:pPr>
+      <w:r>
+        <w:rPr>
+          <w:rFonts w:hint="eastAsia"/>
+        </w:rPr>
+        <w:t>更为关键的是，这一飞轮并非封闭于单一企业或单一市场的内部循环，而是开环于全球API经济。中国廉价的电力与集约化的算力网络构成飞轮的输入端，</w:t>
+      </w:r>
+      <w:r>
+        <w:rPr>
+          <w:rFonts w:hint="eastAsia"/>
+        </w:rPr>
+        <w:t>基础大模型</w:t>
+      </w:r>
+      <w:r>
+        <w:rPr>
+          <w:rFonts w:hint="eastAsia"/>
+        </w:rPr>
+        <w:t>的算法创新与工程优化构成转化端，而全球范围内的SaaS厂商、金融机构、制造企业、内容平台的AI化需求构成输出端。每一次海外API调用不仅带来美元收入，更带来跨语言、跨文化、跨行业的</w:t>
+      </w:r>
+      <w:r>
+        <w:rPr>
+          <w:rFonts w:hint="eastAsia"/>
+          <w:highlight w:val="yellow"/>
+        </w:rPr>
+        <w:t>异构数据</w:t>
+      </w:r>
+      <w:r>
+        <w:rPr>
+          <w:rFonts w:hint="eastAsia"/>
+        </w:rPr>
+        <w:t>，这些数据回流后训练出的模型，其全球适用性远超仅依赖中文语料的版本。飞轮因此脱离了本地市场规模的硬约束，其转速取决于全球智能服务贸易的扩张速度</w:t>
+      </w:r>
+      <w:r>
+        <w:rPr>
+          <w:rFonts w:hint="eastAsia"/>
+        </w:rPr>
+        <w:t>，</w:t>
+      </w:r>
+      <w:r>
+        <w:rPr>
+          <w:rFonts w:hint="eastAsia"/>
+        </w:rPr>
+        <w:t>这是一个比国内政策周期更宏大的增长坐标系。</w:t>
+      </w:r>
+    </w:p>
+    <w:p>
+      <w:r>
+        <w:rPr>
+          <w:rFonts w:hint="eastAsia"/>
+        </w:rPr>
+        <w:t>在这一坐标系中，</w:t>
+      </w:r>
+      <w:r>
+        <w:rPr>
+          <w:rFonts w:hint="eastAsia"/>
+        </w:rPr>
+        <w:t>基础大模型</w:t>
+      </w:r>
+      <w:r>
+        <w:rPr>
+          <w:rFonts w:hint="eastAsia"/>
+        </w:rPr>
+        <w:t>的</w:t>
+      </w:r>
+      <w:r>
+        <w:rPr>
+          <w:rFonts w:hint="eastAsia"/>
+        </w:rPr>
+        <w:t>重要</w:t>
+      </w:r>
+      <w:r>
+        <w:rPr>
+          <w:rFonts w:hint="eastAsia"/>
+        </w:rPr>
+        <w:t>定位得以确立。算力可以由国家基建规模化供给，数据可以由行业场景分散产生，但将原始算力与碎片化数据转化为可泛化、可迭代、可全球分发的通用认知能力，需要预训练架构、对齐技术、工程优化、多模态融合的长期积累。</w:t>
+      </w:r>
+      <w:r>
+        <w:rPr>
+          <w:rFonts w:hint="eastAsia"/>
+        </w:rPr>
+        <w:t>这本质上是将存量转化为增量，将</w:t>
+      </w:r>
+      <w:r>
+        <w:rPr>
+          <w:rFonts w:hint="eastAsia"/>
+        </w:rPr>
+        <w:t>全球</w:t>
+      </w:r>
+      <w:r>
+        <w:rPr>
+          <w:rFonts w:hint="eastAsia"/>
+        </w:rPr>
+        <w:t>信息技术革命的成果转换为AI技术革命的基石。</w:t>
+      </w:r>
+    </w:p>
+    <w:p>
+      <w:pPr>
+        <w:rPr>
+          <w:rFonts w:hint="eastAsia"/>
+        </w:rPr>
+      </w:pPr>
+      <w:r>
+        <w:rPr>
+          <w:rFonts w:hint="eastAsia"/>
+        </w:rPr>
+        <w:t>基础大模型</w:t>
+      </w:r>
+      <w:r>
+        <w:rPr>
+          <w:rFonts w:hint="eastAsia"/>
+        </w:rPr>
+        <w:t>不是算力的囤积者，也不是数据的仓库管理员，而是飞轮的中枢转换器——它决定了输入端的能源与</w:t>
+      </w:r>
+      <w:r>
+        <w:rPr>
+          <w:rFonts w:hint="eastAsia"/>
+        </w:rPr>
+        <w:t>无序</w:t>
+      </w:r>
+      <w:r>
+        <w:rPr>
+          <w:rFonts w:hint="eastAsia"/>
+        </w:rPr>
+        <w:t>信息有多少能被转化为可贸易</w:t>
+      </w:r>
+      <w:r>
+        <w:rPr>
+          <w:rFonts w:hint="eastAsia"/>
+        </w:rPr>
+        <w:t>，可查询，可匹配，</w:t>
+      </w:r>
+      <w:r>
+        <w:rPr>
+          <w:rFonts w:hint="eastAsia"/>
+        </w:rPr>
+        <w:t>结构化</w:t>
+      </w:r>
+      <w:r>
+        <w:rPr>
+          <w:rFonts w:hint="eastAsia"/>
+        </w:rPr>
+        <w:t>的智能，决定了输出端的Token能在多大程度</w:t>
+      </w:r>
+      <w:r>
+        <w:rPr>
+          <w:rFonts w:hint="eastAsia"/>
+        </w:rPr>
+        <w:t>，多块速度</w:t>
+      </w:r>
+      <w:r>
+        <w:rPr>
+          <w:rFonts w:hint="eastAsia"/>
+        </w:rPr>
+        <w:t>上</w:t>
+      </w:r>
+      <w:r>
+        <w:rPr>
+          <w:rFonts w:hint="eastAsia"/>
+        </w:rPr>
+        <w:t>加速</w:t>
+      </w:r>
+      <w:r>
+        <w:rPr>
+          <w:rFonts w:hint="eastAsia"/>
+        </w:rPr>
+        <w:t>人类</w:t>
+      </w:r>
+      <w:r>
+        <w:rPr>
+          <w:rFonts w:hint="eastAsia"/>
+        </w:rPr>
+        <w:t>的</w:t>
+      </w:r>
+      <w:r>
+        <w:rPr>
+          <w:rFonts w:hint="eastAsia"/>
+        </w:rPr>
+        <w:t>认知</w:t>
+      </w:r>
+      <w:r>
+        <w:rPr>
+          <w:rFonts w:hint="eastAsia"/>
+        </w:rPr>
+        <w:t>与</w:t>
+      </w:r>
+      <w:r>
+        <w:rPr>
+          <w:rFonts w:hint="eastAsia"/>
+        </w:rPr>
+        <w:t>劳动。</w:t>
+      </w:r>
+    </w:p>
+    <w:p>
+      <w:pPr>
         <w:pStyle w:val="2"/>
       </w:pPr>
       <w:r>
         <w:rPr>
           <w:rFonts w:hint="eastAsia"/>
         </w:rPr>
+        <w:t xml:space="preserve">.5 </w:t>
+      </w:r>
+      <w:r>
+        <w:rPr>
+          <w:rFonts w:hint="eastAsia"/>
+        </w:rPr>
         <w:t>Agent已经开启了数据通信的时代</w:t>
       </w:r>
     </w:p>
     <w:p>
       <w:r>
-        <w:rPr>
-          <w:rFonts w:hint="eastAsia"/>
-        </w:rPr>
-        <w:t>机器间交互的时代已经到来</w:t>
-      </w:r>
+        <w:t>Agent的爆发，正是将宏大叙事转化为即时</w:t>
+      </w:r>
+      <w:r>
+        <w:rPr>
+          <w:rFonts w:hint="eastAsia"/>
+        </w:rPr>
+        <w:t>可被观察的商业现象</w:t>
+      </w:r>
+      <w:r>
+        <w:t>。Agent不是大模型的又一个应用场景，而是人机交互范式的根本转移——从"人类提问、机器回答"的单点对话，转向"机器感知、规划、执行、协作"的自主闭环。当多个Agent开始相互调用、分工协作时，人类逐渐从交互回路中退居监督位，机器间交互成为智能经济的主流形态。</w:t>
+      </w:r>
+      <w:r>
+        <w:rPr>
+          <w:rFonts w:hint="eastAsia"/>
+        </w:rPr>
+        <w:t>Agent从沙盒环境</w:t>
+      </w:r>
+      <w:r>
+        <w:rPr>
+          <w:rFonts w:hint="eastAsia"/>
+        </w:rPr>
+        <w:t>向物理网关的入驻意义重大，</w:t>
+      </w:r>
+      <w:r>
+        <w:rPr>
+          <w:rFonts w:hint="eastAsia"/>
+        </w:rPr>
+        <w:t>本质上是人工智能朝着AGI前进的</w:t>
+      </w:r>
+      <w:r>
+        <w:rPr>
+          <w:rFonts w:hint="eastAsia"/>
+        </w:rPr>
+        <w:t>一个重要进步，</w:t>
+      </w:r>
+      <w:r>
+        <w:rPr>
+          <w:rFonts w:hint="eastAsia"/>
+        </w:rPr>
+        <w:t>某种程度上标志着AI 2.0时代的开启。</w:t>
+      </w:r>
+    </w:p>
+    <w:p>
+      <w:r>
+        <w:t>单轮人机对话的平均Token消耗在数百至千级，且用户发起频率受限于人类注意力。但Agent的工作流是自主连续运转的：一个中等复杂度的企业任务（如"生成季度财报分析并邮件发送给董事会"）通常需要分解为10-20个子步骤，涉及长上下文理解（万级Token）、多轮工具调用（每次调用伴随独立推理）、错误自检与重试（失败路径的冗余计算）。实测数据显示，同等用户基数下，Agent活跃账户的月均Token消耗是传统对话式AI的15-40倍。更关键的是，Agent一旦部署即7×24小时待命，其调用曲线不是人类作息的峰谷波动，而是持续平滑的工业级负载。这意味着基模厂面对的推理需求，已从"流量型"转向"产能型"——是可被年化预测、可被合同锁定的算力订单，而非不可预估的突发查询。</w:t>
+      </w:r>
+    </w:p>
+    <w:p>
+      <w:pPr>
+        <w:jc w:val="center"/>
+        <w:rPr>
+          <w:rFonts w:hint="eastAsia"/>
+        </w:rPr>
+      </w:pPr>
+      <w:r>
+        <w:rPr>
+          <w:rFonts w:hint="eastAsia"/>
+        </w:rPr>
+        <w:lastRenderedPageBreak/>
+        <w:t>图：Agent App一览</w:t>
+      </w:r>
+    </w:p>
+    <w:p>
+      <w:r>
+        <w:rPr>
+          <w:noProof/>
+        </w:rPr>
+        <w:drawing>
+          <wp:inline distT="0" distB="0" distL="0" distR="0" wp14:anchorId="3ED46ED3" wp14:editId="5E037587">
+            <wp:extent cx="5274310" cy="2520315"/>
+            <wp:effectExtent l="0" t="0" r="2540" b="0"/>
+            <wp:docPr id="228159750" name="图片 1"/>
+            <wp:cNvGraphicFramePr>
+              <a:graphicFrameLocks xmlns:a="http://schemas.openxmlformats.org/drawingml/2006/main" noChangeAspect="1"/>
+            </wp:cNvGraphicFramePr>
+            <a:graphic xmlns:a="http://schemas.openxmlformats.org/drawingml/2006/main">
+              <a:graphicData uri="http://schemas.openxmlformats.org/drawingml/2006/picture">
+                <pic:pic xmlns:pic="http://schemas.openxmlformats.org/drawingml/2006/picture">
+                  <pic:nvPicPr>
+                    <pic:cNvPr id="228159750" name=""/>
+                    <pic:cNvPicPr/>
+                  </pic:nvPicPr>
+                  <pic:blipFill>
+                    <a:blip r:embed="rId8"/>
+                    <a:stretch>
+                      <a:fillRect/>
+                    </a:stretch>
+                  </pic:blipFill>
+                  <pic:spPr>
+                    <a:xfrm>
+                      <a:off x="0" y="0"/>
+                      <a:ext cx="5274310" cy="2520315"/>
+                    </a:xfrm>
+                    <a:prstGeom prst="rect">
+                      <a:avLst/>
+                    </a:prstGeom>
+                  </pic:spPr>
+                </pic:pic>
+              </a:graphicData>
+            </a:graphic>
+          </wp:inline>
+        </w:drawing>
+      </w:r>
+    </w:p>
+    <w:p>
+      <w:pPr>
+        <w:rPr>
+          <w:rFonts w:hint="eastAsia"/>
+        </w:rPr>
+      </w:pPr>
+      <w:r>
+        <w:rPr>
+          <w:rFonts w:hint="eastAsia"/>
+        </w:rPr>
+        <w:t>数据来源：OpenRounter</w:t>
+      </w:r>
+    </w:p>
+    <w:p>
+      <w:r>
+        <w:rPr>
+          <w:rFonts w:hint="eastAsia"/>
+        </w:rPr>
+        <w:t>因此</w:t>
+      </w:r>
+      <w:r>
+        <w:t>Agent时代，下游客户（无论是直接采购的企业，还是开发Agent应用的SaaS厂商）与</w:t>
+      </w:r>
+      <w:r>
+        <w:rPr>
+          <w:rFonts w:hint="eastAsia"/>
+        </w:rPr>
+        <w:t>大模型企业</w:t>
+      </w:r>
+      <w:r>
+        <w:t>签订的不再是"试用额度"或"轻度订阅"，而是承诺消费量的年度框架协议（Annual Commitment）。原因在于Agent嵌入业务流后，推理中断即意味着业务停摆，客户必须确保Token供给的优先级与价格确定性。Anthropic、OpenAI近季度的API收入增速中，企业级承诺消费占比已超过散客按需付费，国内智谱、MiniMax的B端合同同样呈现"长协化"趋势。对基模厂而言，这意味着收入的可预测性显著提升——从"用户今天来明天走"的流量生意，变为"按年锁量、按月结算"的算力批发合约。</w:t>
+      </w:r>
+    </w:p>
+    <w:p>
+      <w:r>
+        <w:rPr>
+          <w:rFonts w:hint="eastAsia"/>
+        </w:rPr>
+        <w:t>其次，</w:t>
+      </w:r>
+      <w:r>
+        <w:t>大模型行业此前的资本开支主要投向训练侧：一次性、高强度、不可持续的算力脉冲，且训练成果（模型权重）的变现路径漫长。但Agent带来的推理订单是经常性、持续性、逐月递增的。</w:t>
+      </w:r>
+      <w:r>
+        <w:rPr>
+          <w:rFonts w:hint="eastAsia"/>
+        </w:rPr>
+        <w:t>而</w:t>
+      </w:r>
+      <w:r>
+        <w:t>推理收入的边际成本结构优于训练——模型一旦训练完成，推理的增量成本主要是上游算力租赁与电力消耗，而收入是按Token线性计价。随着Agent渗透率提升，</w:t>
+      </w:r>
+      <w:r>
+        <w:rPr>
+          <w:rFonts w:hint="eastAsia"/>
+        </w:rPr>
+        <w:t>基础大模型</w:t>
+      </w:r>
+      <w:r>
+        <w:t>的收入结构中推理占比持续扩大，这将直接改善其现金流状况：资本开支仍大，但经营性现金流入有了可预期的月度回款作为对冲。换言之，Agent让基模厂从"烧钱的科研项目"变成了"</w:t>
+      </w:r>
+      <w:r>
+        <w:rPr>
+          <w:rFonts w:hint="eastAsia"/>
+        </w:rPr>
+        <w:t>收取高额订阅和部署费用</w:t>
+      </w:r>
+      <w:r>
+        <w:t>的算力运营商"。</w:t>
+      </w:r>
+    </w:p>
+    <w:p/>
+    <w:p>
+      <w:pPr>
+        <w:rPr>
+          <w:rFonts w:hint="eastAsia"/>
+        </w:rPr>
+      </w:pPr>
     </w:p>
     <w:p>
       <w:pPr>
         <w:pStyle w:val="1"/>
+        <w:rPr>
+          <w:rFonts w:hint="eastAsia"/>
+        </w:rPr>
       </w:pPr>
       <w:r>
         <w:rPr>
@@ -3103,6 +3557,157 @@
       </w:r>
     </w:p>
     <w:p>
+      <w:r>
+        <w:t>基础大模型，通常指通过海量多源数据训练、具备强大泛化能力的预训练模型（Pre-trained Models）。其核心特征在于参数规模巨大（通常达千亿乃至万亿级别），并能够理解和生成文本、图像、音频、视频等多种模态的内容。与传统针对特定任务的AI模型不同，基础大模型通过“预训练+微调”范式，展现出强大的通用任务处理能力和零样本/少样本学习能力，成为驱动当前人工智能浪潮的核心引擎。从技术架构演进看，行业已从早期专注于文本处理的大语言模型（LLM），快速迭代至能够原生处理并关联文本、图像、音频、视频等信息的多模态大语言模型（MLLM）</w:t>
+      </w:r>
+    </w:p>
+    <w:p>
+      <w:r>
+        <w:rPr>
+          <w:rFonts w:hint="eastAsia"/>
+        </w:rPr>
+        <w:t>当前大模型技术仍处于快速迭代阶段。根据灼识咨询研究数据显示，伴随技术成熟度提升与付费意愿持续释放，全球大模型市场规模预计将由 2024年的107 亿美元，快速增长至 2029 年的 2,065 亿美元，2024-2029 五年复合增长率将达 80.7%。</w:t>
+      </w:r>
+    </w:p>
+    <w:p>
+      <w:pPr>
+        <w:jc w:val="center"/>
+        <w:rPr>
+          <w:rFonts w:hint="eastAsia"/>
+        </w:rPr>
+      </w:pPr>
+      <w:r>
+        <w:rPr>
+          <w:rFonts w:hint="eastAsia"/>
+        </w:rPr>
+        <w:t>表：2023-2029E全球大模型市场规模</w:t>
+      </w:r>
+    </w:p>
+    <w:p>
+      <w:pPr>
+        <w:jc w:val="center"/>
+      </w:pPr>
+      <w:r>
+        <w:rPr>
+          <w:noProof/>
+        </w:rPr>
+        <w:drawing>
+          <wp:inline distT="0" distB="0" distL="0" distR="0" wp14:anchorId="274FB0DE" wp14:editId="3740EC9F">
+            <wp:extent cx="4204094" cy="2449773"/>
+            <wp:effectExtent l="0" t="0" r="6350" b="8255"/>
+            <wp:docPr id="970046003" name="图片 1"/>
+            <wp:cNvGraphicFramePr>
+              <a:graphicFrameLocks xmlns:a="http://schemas.openxmlformats.org/drawingml/2006/main" noChangeAspect="1"/>
+            </wp:cNvGraphicFramePr>
+            <a:graphic xmlns:a="http://schemas.openxmlformats.org/drawingml/2006/main">
+              <a:graphicData uri="http://schemas.openxmlformats.org/drawingml/2006/picture">
+                <pic:pic xmlns:pic="http://schemas.openxmlformats.org/drawingml/2006/picture">
+                  <pic:nvPicPr>
+                    <pic:cNvPr id="970046003" name=""/>
+                    <pic:cNvPicPr/>
+                  </pic:nvPicPr>
+                  <pic:blipFill>
+                    <a:blip r:embed="rId9"/>
+                    <a:stretch>
+                      <a:fillRect/>
+                    </a:stretch>
+                  </pic:blipFill>
+                  <pic:spPr>
+                    <a:xfrm>
+                      <a:off x="0" y="0"/>
+                      <a:ext cx="4214065" cy="2455583"/>
+                    </a:xfrm>
+                    <a:prstGeom prst="rect">
+                      <a:avLst/>
+                    </a:prstGeom>
+                  </pic:spPr>
+                </pic:pic>
+              </a:graphicData>
+            </a:graphic>
+          </wp:inline>
+        </w:drawing>
+      </w:r>
+    </w:p>
+    <w:p>
+      <w:pPr>
+        <w:rPr>
+          <w:rFonts w:hint="eastAsia"/>
+        </w:rPr>
+      </w:pPr>
+    </w:p>
+    <w:p>
+      <w:r>
+        <w:t>中国大模型市场大致可划分为三个阶段。2020 年至 2022 年为技术积累期，以学术研究和头部企业探索为主，市场体量有限但基础能力逐步夯实，三年累计增量不足 100 亿元。2023 年至 2024 年为爆发式增长期，技术突破与资本热潮形成共振，市场进入跑马圈地阶段。2025 年起进入应用深化期，虽然增速随基数扩大而自然回落，但应用场景持续拓宽，商业模式逐步清晰。据艾媒咨询数据，2024 年中国大模型市场规模已达到人民币 294.16亿元，预计到 2026 年将增至人民币 738.57 亿元，2024 年至 2026 年预计复合年增长率为 58.5%。</w:t>
+      </w:r>
+    </w:p>
+    <w:p>
+      <w:pPr>
+        <w:jc w:val="center"/>
+        <w:rPr>
+          <w:rFonts w:hint="eastAsia"/>
+        </w:rPr>
+      </w:pPr>
+      <w:r>
+        <w:rPr>
+          <w:rFonts w:hint="eastAsia"/>
+        </w:rPr>
+        <w:lastRenderedPageBreak/>
+        <w:t>表：2020-2026E中国大模型市场规模</w:t>
+      </w:r>
+    </w:p>
+    <w:p>
+      <w:pPr>
+        <w:jc w:val="center"/>
+        <w:rPr>
+          <w:rFonts w:hint="eastAsia"/>
+        </w:rPr>
+      </w:pPr>
+      <w:r>
+        <w:drawing>
+          <wp:inline distT="0" distB="0" distL="0" distR="0" wp14:anchorId="49198C46" wp14:editId="742726AE">
+            <wp:extent cx="4162425" cy="2644989"/>
+            <wp:effectExtent l="0" t="0" r="0" b="3175"/>
+            <wp:docPr id="1838201053" name="图片 1"/>
+            <wp:cNvGraphicFramePr>
+              <a:graphicFrameLocks xmlns:a="http://schemas.openxmlformats.org/drawingml/2006/main" noChangeAspect="1"/>
+            </wp:cNvGraphicFramePr>
+            <a:graphic xmlns:a="http://schemas.openxmlformats.org/drawingml/2006/main">
+              <a:graphicData uri="http://schemas.openxmlformats.org/drawingml/2006/picture">
+                <pic:pic xmlns:pic="http://schemas.openxmlformats.org/drawingml/2006/picture">
+                  <pic:nvPicPr>
+                    <pic:cNvPr id="1838201053" name=""/>
+                    <pic:cNvPicPr/>
+                  </pic:nvPicPr>
+                  <pic:blipFill>
+                    <a:blip r:embed="rId10"/>
+                    <a:stretch>
+                      <a:fillRect/>
+                    </a:stretch>
+                  </pic:blipFill>
+                  <pic:spPr>
+                    <a:xfrm>
+                      <a:off x="0" y="0"/>
+                      <a:ext cx="4179062" cy="2655561"/>
+                    </a:xfrm>
+                    <a:prstGeom prst="rect">
+                      <a:avLst/>
+                    </a:prstGeom>
+                  </pic:spPr>
+                </pic:pic>
+              </a:graphicData>
+            </a:graphic>
+          </wp:inline>
+        </w:drawing>
+      </w:r>
+    </w:p>
+    <w:p>
+      <w:pPr>
+        <w:rPr>
+          <w:rFonts w:hint="eastAsia"/>
+        </w:rPr>
+      </w:pPr>
+    </w:p>
+    <w:p>
       <w:pPr>
         <w:pStyle w:val="2"/>
       </w:pPr>
@@ -3115,120 +3720,242 @@
     </w:p>
     <w:p>
       <w:pPr>
-        <w:pStyle w:val="2"/>
-      </w:pPr>
-      <w:r>
-        <w:rPr>
-          <w:rFonts w:hint="eastAsia"/>
-        </w:rPr>
-        <w:t>景气度分析</w:t>
-      </w:r>
-    </w:p>
-    <w:p>
-      <w:pPr>
         <w:pStyle w:val="3"/>
-      </w:pPr>
-      <w:r>
-        <w:tab/>
-      </w:r>
-      <w:r>
-        <w:rPr>
-          <w:rFonts w:hint="eastAsia"/>
-        </w:rPr>
-        <w:t>国外景气度</w:t>
+        <w:rPr>
+          <w:rFonts w:hint="eastAsia"/>
+        </w:rPr>
+      </w:pPr>
+      <w:r>
+        <w:rPr>
+          <w:rFonts w:hint="eastAsia"/>
+        </w:rPr>
+        <w:t>产业属性界定</w:t>
+      </w:r>
+    </w:p>
+    <w:p>
+      <w:r>
+        <w:t>基础大模型产业具备典型的新兴成长行业特征，其驱动力源于颠覆性技术创新而非传统经济周期。</w:t>
+      </w:r>
+    </w:p>
+    <w:p>
+      <w:r>
+        <w:t>首先，市场规模预测数据揭示了其高成长潜力。</w:t>
+      </w:r>
+      <w:r>
+        <w:rPr>
+          <w:rFonts w:hint="eastAsia"/>
+        </w:rPr>
+        <w:t>不止上文对于国内外大模型市场CAGR的乐观估计，多家大型机构也对其进行了预估</w:t>
+      </w:r>
+      <w:r>
+        <w:rPr>
+          <w:rFonts w:hint="eastAsia"/>
+        </w:rPr>
+        <w:t>。Bloomberg Intelligence给出2023-2032E期间CAGR 37%的预估，</w:t>
+      </w:r>
+      <w:r>
+        <w:rPr>
+          <w:rFonts w:hint="eastAsia"/>
+        </w:rPr>
+        <w:t>沙利文给出CAGR 50%的预估</w:t>
+      </w:r>
+      <w:r>
+        <w:rPr>
+          <w:rFonts w:hint="eastAsia"/>
+        </w:rPr>
+        <w:t>。此类高增长已有市场验证，</w:t>
+      </w:r>
+      <w:r>
+        <w:rPr>
+          <w:rFonts w:hint="eastAsia"/>
+        </w:rPr>
+        <w:t>根据智妍咨询研究，</w:t>
+      </w:r>
+      <w:r>
+        <w:t>MaaS（模型即服务）作为大模型落地的核心载体，</w:t>
+      </w:r>
+      <w:r>
+        <w:rPr>
+          <w:rFonts w:hint="eastAsia"/>
+        </w:rPr>
+        <w:t>在</w:t>
+      </w:r>
+      <w:r>
+        <w:t>2024年中国市场呈现爆发式增长，全年规模达7.1亿元，较2023年同比激增215.7%。</w:t>
+      </w:r>
+    </w:p>
+    <w:p>
+      <w:r>
+        <w:rPr>
+          <w:rFonts w:hint="eastAsia"/>
+        </w:rPr>
+        <w:t>这种指数级增长预期，和商业化早期陡峭的增长斜率，正是成长期企业的特征。</w:t>
+      </w:r>
+      <w:r>
+        <w:rPr>
+          <w:rFonts w:hint="eastAsia"/>
+        </w:rPr>
+        <w:t>其</w:t>
+      </w:r>
+      <w:r>
+        <w:t>产业波动主要受技术迭代节奏、监管政策及自身商业化进展影响，与传统的库存、产能周期关联性弱。尽管发展中可能因预期与现实的差距出现估值波动，但这本质上是成长过程中的修正，而非由宏观经济决定的周期性</w:t>
+      </w:r>
+      <w:r>
+        <w:rPr>
+          <w:rFonts w:hint="eastAsia"/>
+        </w:rPr>
+        <w:t>进</w:t>
+      </w:r>
+      <w:r>
+        <w:t>退。</w:t>
       </w:r>
     </w:p>
     <w:p>
       <w:pPr>
         <w:pStyle w:val="3"/>
-      </w:pPr>
-      <w:r>
-        <w:tab/>
-      </w:r>
-      <w:r>
-        <w:rPr>
-          <w:rFonts w:hint="eastAsia"/>
-        </w:rPr>
-        <w:t>国内景气度</w:t>
-      </w:r>
-    </w:p>
-    <w:p>
-      <w:pPr>
-        <w:pStyle w:val="3"/>
-      </w:pPr>
-      <w:r>
-        <w:tab/>
-      </w:r>
-      <w:r>
-        <w:rPr>
-          <w:rFonts w:hint="eastAsia"/>
-        </w:rPr>
-        <w:t>如何跟踪（可选）</w:t>
-      </w:r>
-    </w:p>
-    <w:p>
-      <w:pPr>
-        <w:pStyle w:val="2"/>
-        <w:rPr>
-          <w:rFonts w:hint="eastAsia"/>
-        </w:rPr>
-      </w:pPr>
-      <w:r>
-        <w:rPr>
-          <w:rFonts w:hint="eastAsia"/>
-        </w:rPr>
-        <w:t>供需分析</w:t>
-      </w:r>
-    </w:p>
-    <w:p>
-      <w:pPr>
-        <w:pStyle w:val="2"/>
-        <w:rPr>
-          <w:rFonts w:hint="eastAsia"/>
-        </w:rPr>
-      </w:pPr>
-      <w:r>
-        <w:rPr>
-          <w:rFonts w:hint="eastAsia"/>
-        </w:rPr>
-        <w:t>应用场景与落地现状</w:t>
-      </w:r>
-    </w:p>
-    <w:p>
-      <w:pPr>
-        <w:rPr>
-          <w:rFonts w:hint="eastAsia"/>
-        </w:rPr>
-      </w:pPr>
-      <w:r>
-        <w:t>2022年底ChatGPT发布时，市场普遍将其视为一款现象级对话产品。两年半过去，大模型的应用边界已远超"聊天机器人"的范畴。根据OpenAI 2025年披露的数据，ChatGPT周活跃用户突破4亿，企业版付费用户超过200万；微软Copilot系列在Office场景的企业渗透率达到近40%；GitHub Copilot已参与超过40%的新代码编写。这些数字表明，大模型正在从"尝鲜式应用"向"工作流基础设施"过渡。</w:t>
-      </w:r>
-    </w:p>
-    <w:p>
-      <w:pPr>
-        <w:rPr>
-          <w:rFonts w:hint="eastAsia"/>
-        </w:rPr>
-      </w:pPr>
-      <w:r>
-        <w:t>但过渡并不均衡。当前的应用落地呈现明显的</w:t>
-      </w:r>
+        <w:rPr>
+          <w:rFonts w:hint="eastAsia"/>
+        </w:rPr>
+      </w:pPr>
+      <w:r>
+        <w:rPr>
+          <w:rFonts w:hint="eastAsia"/>
+        </w:rPr>
+        <w:t>成长阶段定位</w:t>
+      </w:r>
+    </w:p>
+    <w:p>
+      <w:r>
+        <w:t>依据新兴产业从“0-1”（技术萌芽）到“1-10”（期望膨胀/规模化）再到“10-100”（稳步爬升）的发展框架分析，基础大模型产业已明确越过“0-1”的纯粹探索期，正处于“1-10”阶段的早期。这一判断基于技术、商业化、竞争格局等多重信号。</w:t>
+      </w:r>
+    </w:p>
+    <w:p>
       <w:r>
         <w:rPr>
           <w:b/>
           <w:bCs/>
         </w:rPr>
-        <w:t>分层特征</w:t>
-      </w:r>
-      <w:r>
-        <w:t>：在信息获取和内容生成领域，大模型已具备替代传统工具的雏形；在高度专业化的知识工作和流程自动化领域，它更多扮演"辅助者"而非"替代者"；在物理世界（具身智能、自动驾驶），则仍处于早期验证阶段。</w:t>
-      </w:r>
-    </w:p>
-    <w:p>
-      <w:pPr>
-        <w:rPr>
-          <w:rFonts w:hint="eastAsia"/>
-        </w:rPr>
+        <w:lastRenderedPageBreak/>
+        <w:t>技术演进：从突破“可用”到追求“好用”与“普惠”</w:t>
+      </w:r>
+      <w:r>
+        <w:t xml:space="preserve"> 技术发展已跨越最初的“iPhone时刻”，进入“DeepSeek时刻”。</w:t>
+      </w:r>
+      <w:r>
+        <w:rPr>
+          <w:rFonts w:hint="eastAsia"/>
+        </w:rPr>
+        <w:t xml:space="preserve"> </w:t>
+      </w:r>
+      <w:r>
+        <w:rPr>
+          <w:rFonts w:hint="eastAsia"/>
+        </w:rPr>
+        <w:t>技术的成本等瓶颈被打破，从稀缺、昂贵、小众，转向普惠、易用，真正具备面向千行百业大规模普及的基础条件。应用场景进一步快速渗透，商业化空间</w:t>
+      </w:r>
+      <w:r>
+        <w:rPr>
+          <w:rFonts w:hint="eastAsia"/>
+        </w:rPr>
+        <w:t>开始</w:t>
+      </w:r>
+      <w:r>
+        <w:rPr>
+          <w:rFonts w:hint="eastAsia"/>
+        </w:rPr>
+        <w:t>打开</w:t>
+      </w:r>
+    </w:p>
+    <w:p>
+      <w:pPr>
+        <w:jc w:val="center"/>
+        <w:rPr>
+          <w:rFonts w:hint="eastAsia"/>
+        </w:rPr>
+      </w:pPr>
+      <w:r>
+        <w:rPr>
+          <w:noProof/>
+        </w:rPr>
+        <w:drawing>
+          <wp:inline distT="0" distB="0" distL="0" distR="0" wp14:anchorId="3ACE1FD1" wp14:editId="35050B8E">
+            <wp:extent cx="3345246" cy="2377487"/>
+            <wp:effectExtent l="0" t="0" r="7620" b="3810"/>
+            <wp:docPr id="154664959" name="图片 1"/>
+            <wp:cNvGraphicFramePr>
+              <a:graphicFrameLocks xmlns:a="http://schemas.openxmlformats.org/drawingml/2006/main" noChangeAspect="1"/>
+            </wp:cNvGraphicFramePr>
+            <a:graphic xmlns:a="http://schemas.openxmlformats.org/drawingml/2006/main">
+              <a:graphicData uri="http://schemas.openxmlformats.org/drawingml/2006/picture">
+                <pic:pic xmlns:pic="http://schemas.openxmlformats.org/drawingml/2006/picture">
+                  <pic:nvPicPr>
+                    <pic:cNvPr id="154664959" name=""/>
+                    <pic:cNvPicPr/>
+                  </pic:nvPicPr>
+                  <pic:blipFill>
+                    <a:blip r:embed="rId11"/>
+                    <a:stretch>
+                      <a:fillRect/>
+                    </a:stretch>
+                  </pic:blipFill>
+                  <pic:spPr>
+                    <a:xfrm>
+                      <a:off x="0" y="0"/>
+                      <a:ext cx="3360362" cy="2388230"/>
+                    </a:xfrm>
+                    <a:prstGeom prst="rect">
+                      <a:avLst/>
+                    </a:prstGeom>
+                  </pic:spPr>
+                </pic:pic>
+              </a:graphicData>
+            </a:graphic>
+          </wp:inline>
+        </w:drawing>
+      </w:r>
+    </w:p>
+    <w:p>
+      <w:r>
+        <w:t>行业早期通过Transformer架构等突破证明了技术的“可用性”。当前，标志性事件是高性能开源模型（如DeepSeek R1）的出现，它大幅降低了模型使用成本与技术门槛。根据API聚合平台OpenRouter数据，平台大模型Tokens处理量从2025年1月第二周的0.48TB，快速攀升至2026年1月第二周的7.68TB，规模增长16倍，这标志着算力需求和应用普及进入高速通道。</w:t>
+      </w:r>
+    </w:p>
+    <w:p>
+      <w:r>
+        <w:rPr>
+          <w:rFonts w:hint="eastAsia"/>
+        </w:rPr>
+        <w:t>从当前基础大模型所展现出的巨大需求弹性，我们认为大模型行业的杰文斯悖论下的最优化还</w:t>
+      </w:r>
+      <w:r>
+        <w:rPr>
+          <w:rFonts w:hint="eastAsia"/>
+        </w:rPr>
+        <w:t>远未实现。</w:t>
+      </w:r>
+      <w:r>
+        <w:rPr>
+          <w:rFonts w:hint="eastAsia"/>
+        </w:rPr>
+        <w:t>根据杰文斯悖论，““DeepSeek”时刻后，该新兴产业将会实现“价”减而“量”增。成本的大幅降低并不会带来市场的萎缩，因为需求的弹性较大，因此，市场反而会进入蓬勃发展的阶段。较为经典的例子便是在蒸汽机发明之后，虽然单位煤炭的消耗下降，但由于成本降低和应用范围扩大，煤炭的总需求反而实现了激增。</w:t>
+      </w:r>
+    </w:p>
+    <w:p>
+      <w:pPr>
+        <w:jc w:val="center"/>
+        <w:rPr>
+          <w:rFonts w:hint="eastAsia"/>
+        </w:rPr>
+      </w:pPr>
+      <w:r>
+        <w:rPr>
+          <w:rFonts w:hint="eastAsia"/>
+        </w:rPr>
+        <w:t>图：杰文斯最优示意图</w:t>
+      </w:r>
+    </w:p>
+    <w:p>
+      <w:pPr>
+        <w:jc w:val="center"/>
       </w:pPr>
       <w:r>
         <w:rPr>
@@ -3236,7 +3963,289 @@
         </w:rPr>
         <w:lastRenderedPageBreak/>
         <w:drawing>
-          <wp:inline distT="0" distB="0" distL="0" distR="0" wp14:anchorId="5D5CB15B" wp14:editId="1FC2D951">
+          <wp:inline distT="0" distB="0" distL="0" distR="0" wp14:anchorId="0BE74B26" wp14:editId="433AA255">
+            <wp:extent cx="4123809" cy="3009524"/>
+            <wp:effectExtent l="0" t="0" r="0" b="635"/>
+            <wp:docPr id="2146544168" name="图片 1"/>
+            <wp:cNvGraphicFramePr>
+              <a:graphicFrameLocks xmlns:a="http://schemas.openxmlformats.org/drawingml/2006/main" noChangeAspect="1"/>
+            </wp:cNvGraphicFramePr>
+            <a:graphic xmlns:a="http://schemas.openxmlformats.org/drawingml/2006/main">
+              <a:graphicData uri="http://schemas.openxmlformats.org/drawingml/2006/picture">
+                <pic:pic xmlns:pic="http://schemas.openxmlformats.org/drawingml/2006/picture">
+                  <pic:nvPicPr>
+                    <pic:cNvPr id="2146544168" name=""/>
+                    <pic:cNvPicPr/>
+                  </pic:nvPicPr>
+                  <pic:blipFill>
+                    <a:blip r:embed="rId12"/>
+                    <a:stretch>
+                      <a:fillRect/>
+                    </a:stretch>
+                  </pic:blipFill>
+                  <pic:spPr>
+                    <a:xfrm>
+                      <a:off x="0" y="0"/>
+                      <a:ext cx="4123809" cy="3009524"/>
+                    </a:xfrm>
+                    <a:prstGeom prst="rect">
+                      <a:avLst/>
+                    </a:prstGeom>
+                  </pic:spPr>
+                </pic:pic>
+              </a:graphicData>
+            </a:graphic>
+          </wp:inline>
+        </w:drawing>
+      </w:r>
+    </w:p>
+    <w:p>
+      <w:r>
+        <w:rPr>
+          <w:rFonts w:hint="eastAsia"/>
+        </w:rPr>
+        <w:t>以 DeepSeek 为例，其发布后算力用量大幅提升。</w:t>
+      </w:r>
+      <w:r>
+        <w:rPr>
+          <w:rFonts w:hint="eastAsia"/>
+        </w:rPr>
+        <w:t>其</w:t>
+      </w:r>
+      <w:r>
+        <w:rPr>
+          <w:rFonts w:hint="eastAsia"/>
+        </w:rPr>
+        <w:t>推动了 AI 应用真正走向普及，算力需求进入高速增长通道，也标志着大模型产业正式迈入规模化落地、普惠化应用的新阶段。</w:t>
+      </w:r>
+    </w:p>
+    <w:p>
+      <w:pPr>
+        <w:jc w:val="center"/>
+        <w:rPr>
+          <w:rFonts w:hint="eastAsia"/>
+        </w:rPr>
+      </w:pPr>
+      <w:r>
+        <w:rPr>
+          <w:rFonts w:hint="eastAsia"/>
+        </w:rPr>
+        <w:t>图：2024年以来算力变化情况一</w:t>
+      </w:r>
+      <w:r>
+        <w:rPr>
+          <w:rFonts w:hint="eastAsia"/>
+        </w:rPr>
+        <w:t>览</w:t>
+      </w:r>
+    </w:p>
+    <w:p>
+      <w:r>
+        <w:rPr>
+          <w:noProof/>
+        </w:rPr>
+        <w:drawing>
+          <wp:inline distT="0" distB="0" distL="0" distR="0" wp14:anchorId="75C6A006" wp14:editId="47F8CB0A">
+            <wp:extent cx="5274310" cy="2657475"/>
+            <wp:effectExtent l="0" t="0" r="2540" b="9525"/>
+            <wp:docPr id="365476604" name="图片 1"/>
+            <wp:cNvGraphicFramePr>
+              <a:graphicFrameLocks xmlns:a="http://schemas.openxmlformats.org/drawingml/2006/main" noChangeAspect="1"/>
+            </wp:cNvGraphicFramePr>
+            <a:graphic xmlns:a="http://schemas.openxmlformats.org/drawingml/2006/main">
+              <a:graphicData uri="http://schemas.openxmlformats.org/drawingml/2006/picture">
+                <pic:pic xmlns:pic="http://schemas.openxmlformats.org/drawingml/2006/picture">
+                  <pic:nvPicPr>
+                    <pic:cNvPr id="365476604" name=""/>
+                    <pic:cNvPicPr/>
+                  </pic:nvPicPr>
+                  <pic:blipFill>
+                    <a:blip r:embed="rId13"/>
+                    <a:stretch>
+                      <a:fillRect/>
+                    </a:stretch>
+                  </pic:blipFill>
+                  <pic:spPr>
+                    <a:xfrm>
+                      <a:off x="0" y="0"/>
+                      <a:ext cx="5274310" cy="2657475"/>
+                    </a:xfrm>
+                    <a:prstGeom prst="rect">
+                      <a:avLst/>
+                    </a:prstGeom>
+                  </pic:spPr>
+                </pic:pic>
+              </a:graphicData>
+            </a:graphic>
+          </wp:inline>
+        </w:drawing>
+      </w:r>
+    </w:p>
+    <w:p>
+      <w:r>
+        <w:rPr>
+          <w:rFonts w:hint="eastAsia"/>
+        </w:rPr>
+        <w:t>注：不同颜色为不同大模型所占比例</w:t>
+      </w:r>
+    </w:p>
+    <w:p>
+      <w:pPr>
+        <w:jc w:val="center"/>
+        <w:rPr>
+          <w:rFonts w:hint="eastAsia"/>
+        </w:rPr>
+      </w:pPr>
+      <w:r>
+        <w:rPr>
+          <w:rFonts w:hint="eastAsia"/>
+        </w:rPr>
+        <w:t>图：近期开源模型引用一览</w:t>
+      </w:r>
+    </w:p>
+    <w:p>
+      <w:r>
+        <w:rPr>
+          <w:noProof/>
+        </w:rPr>
+        <w:lastRenderedPageBreak/>
+        <w:drawing>
+          <wp:inline distT="0" distB="0" distL="0" distR="0" wp14:anchorId="7CAB399E" wp14:editId="5FB2A8DD">
+            <wp:extent cx="5274310" cy="4053205"/>
+            <wp:effectExtent l="0" t="0" r="2540" b="4445"/>
+            <wp:docPr id="157110773" name="图片 1"/>
+            <wp:cNvGraphicFramePr>
+              <a:graphicFrameLocks xmlns:a="http://schemas.openxmlformats.org/drawingml/2006/main" noChangeAspect="1"/>
+            </wp:cNvGraphicFramePr>
+            <a:graphic xmlns:a="http://schemas.openxmlformats.org/drawingml/2006/main">
+              <a:graphicData uri="http://schemas.openxmlformats.org/drawingml/2006/picture">
+                <pic:pic xmlns:pic="http://schemas.openxmlformats.org/drawingml/2006/picture">
+                  <pic:nvPicPr>
+                    <pic:cNvPr id="157110773" name=""/>
+                    <pic:cNvPicPr/>
+                  </pic:nvPicPr>
+                  <pic:blipFill>
+                    <a:blip r:embed="rId14"/>
+                    <a:stretch>
+                      <a:fillRect/>
+                    </a:stretch>
+                  </pic:blipFill>
+                  <pic:spPr>
+                    <a:xfrm>
+                      <a:off x="0" y="0"/>
+                      <a:ext cx="5274310" cy="4053205"/>
+                    </a:xfrm>
+                    <a:prstGeom prst="rect">
+                      <a:avLst/>
+                    </a:prstGeom>
+                  </pic:spPr>
+                </pic:pic>
+              </a:graphicData>
+            </a:graphic>
+          </wp:inline>
+        </w:drawing>
+      </w:r>
+    </w:p>
+    <w:p>
+      <w:r>
+        <w:rPr>
+          <w:rFonts w:hint="eastAsia"/>
+        </w:rPr>
+        <w:t>数据来源：openrouter</w:t>
+      </w:r>
+    </w:p>
+    <w:p>
+      <w:pPr>
+        <w:rPr>
+          <w:rFonts w:hint="eastAsia"/>
+        </w:rPr>
+      </w:pPr>
+      <w:r>
+        <w:rPr>
+          <w:rFonts w:hint="eastAsia"/>
+        </w:rPr>
+        <w:t>注：moonshot，即月之暗面，kimi母公司；</w:t>
+      </w:r>
+      <w:r>
+        <w:rPr>
+          <w:rFonts w:hint="eastAsia"/>
+        </w:rPr>
+        <w:t>z-ai，即智谱。</w:t>
+      </w:r>
+    </w:p>
+    <w:p>
+      <w:pPr>
+        <w:rPr>
+          <w:rFonts w:hint="eastAsia"/>
+        </w:rPr>
+      </w:pPr>
+    </w:p>
+    <w:p>
+      <w:r>
+        <w:t>同时，技术竞争焦点已从通用能力追赶转向推理能力强化、多模态融合以及Agent（智能体）等成为模型基础标配，标志着技术向“好用”和“能干实事”演进。3中美技术差距已压缩至3-6个月，中国前沿模型综合智能分数逼近海外顶级模型的87%。10</w:t>
+      </w:r>
+    </w:p>
+    <w:p/>
+    <w:p>
+      <w:pPr>
+        <w:pStyle w:val="2"/>
+        <w:rPr>
+          <w:rFonts w:hint="eastAsia"/>
+        </w:rPr>
+      </w:pPr>
+      <w:r>
+        <w:rPr>
+          <w:rFonts w:hint="eastAsia"/>
+        </w:rPr>
+        <w:t>应用场景与落地现状</w:t>
+      </w:r>
+    </w:p>
+    <w:p>
+      <w:pPr>
+        <w:rPr>
+          <w:rFonts w:hint="eastAsia"/>
+        </w:rPr>
+      </w:pPr>
+      <w:r>
+        <w:t>2022年底ChatGPT发布时，市场普遍将其视为一款现象级对话产品。两年半过去，大模型的应用边界已远超"聊天机器人"的范畴。根据OpenAI 2025年披露的数据，ChatGPT周活跃用户突破4亿，企业版付费用户超过200万；微软Copilot系列在Office场景的企业渗透率达到近40%；GitHub Copilot已参与超过40%的新代码编写。这些数字表明，大模型正在从"尝鲜式应用"向"工作流基础设施"过渡。</w:t>
+      </w:r>
+    </w:p>
+    <w:p>
+      <w:pPr>
+        <w:rPr>
+          <w:rFonts w:hint="eastAsia"/>
+        </w:rPr>
+      </w:pPr>
+      <w:r>
+        <w:t>但过渡并不均衡。当前的应用落地呈现明显的</w:t>
+      </w:r>
+      <w:r>
+        <w:rPr>
+          <w:b/>
+          <w:bCs/>
+        </w:rPr>
+        <w:t>分层特征</w:t>
+      </w:r>
+      <w:r>
+        <w:t>：在信息获取和内容生成领域，大模型已具备替代传统工具的雏形；在高度专业化的知识工作和流程自动化领域，它更多扮演"辅助者"而非"替代者"；在物理世界（具身智能、自动驾驶），则仍处</w:t>
+      </w:r>
+      <w:r>
+        <w:lastRenderedPageBreak/>
+        <w:t>于早期验证阶段。</w:t>
+      </w:r>
+    </w:p>
+    <w:p>
+      <w:pPr>
+        <w:rPr>
+          <w:rFonts w:hint="eastAsia"/>
+        </w:rPr>
+      </w:pPr>
+      <w:r>
+        <w:rPr>
+          <w:noProof/>
+        </w:rPr>
+        <w:drawing>
+          <wp:inline distT="0" distB="0" distL="0" distR="0" wp14:anchorId="43915640" wp14:editId="39A6A400">
             <wp:extent cx="5274310" cy="2519680"/>
             <wp:effectExtent l="0" t="0" r="2540" b="0"/>
             <wp:docPr id="762094381" name="图片 1"/>
@@ -3251,7 +4260,7 @@
                     <pic:cNvPicPr/>
                   </pic:nvPicPr>
                   <pic:blipFill>
-                    <a:blip r:embed="rId8"/>
+                    <a:blip r:embed="rId15"/>
                     <a:stretch>
                       <a:fillRect/>
                     </a:stretch>
@@ -3318,7 +4327,7 @@
           <w:noProof/>
         </w:rPr>
         <w:drawing>
-          <wp:inline distT="0" distB="0" distL="0" distR="0" wp14:anchorId="68ACEC98" wp14:editId="2BFEB510">
+          <wp:inline distT="0" distB="0" distL="0" distR="0" wp14:anchorId="48EE6A2B" wp14:editId="7D6BC91C">
             <wp:extent cx="5274310" cy="3055620"/>
             <wp:effectExtent l="0" t="0" r="2540" b="0"/>
             <wp:docPr id="410389910" name="图片 1" descr="各行业AI导入率"/>
@@ -3335,7 +4344,7 @@
                     </pic:cNvPicPr>
                   </pic:nvPicPr>
                   <pic:blipFill>
-                    <a:blip r:embed="rId9" cstate="print">
+                    <a:blip r:embed="rId16" cstate="print">
                       <a:extLst>
                         <a:ext uri="{28A0092B-C50C-407E-A947-70E740481C1C}">
                           <a14:useLocalDpi xmlns:a14="http://schemas.microsoft.com/office/drawing/2010/main" val="0"/>
@@ -3431,101 +4440,33 @@
           <w:rFonts w:hint="eastAsia"/>
         </w:rPr>
         <w:lastRenderedPageBreak/>
-        <w:t>商业模式</w:t>
-      </w:r>
-      <w:r>
-        <w:rPr>
-          <w:rFonts w:hint="eastAsia"/>
-        </w:rPr>
-        <w:t>：是什么样，挣不挣钱</w:t>
-      </w:r>
-    </w:p>
-    <w:p>
-      <w:pPr>
-        <w:rPr>
-          <w:rFonts w:hint="eastAsia"/>
-        </w:rPr>
-      </w:pPr>
-      <w:r>
-        <w:rPr>
-          <w:rFonts w:hint="eastAsia"/>
-        </w:rPr>
-        <w:t>大模型商业化目前形成三条清晰路径：API调用（</w:t>
-      </w:r>
-      <w:proofErr w:type="spellStart"/>
-      <w:r>
-        <w:rPr>
-          <w:rFonts w:hint="eastAsia"/>
-        </w:rPr>
-        <w:t>MaaS</w:t>
-      </w:r>
-      <w:proofErr w:type="spellEnd"/>
-      <w:r>
-        <w:rPr>
-          <w:rFonts w:hint="eastAsia"/>
-        </w:rPr>
-        <w:t>）、订阅制（SaaS）和私有化部署（On-Premise），各自面向不同客群和使用场景。</w:t>
-      </w:r>
-    </w:p>
-    <w:p>
-      <w:pPr>
-        <w:rPr>
-          <w:rFonts w:hint="eastAsia"/>
-        </w:rPr>
-      </w:pPr>
-      <w:r>
-        <w:rPr>
-          <w:rFonts w:hint="eastAsia"/>
-        </w:rPr>
-        <w:t>API调用是最核心的变现方式，按token计费</w:t>
-      </w:r>
-      <w:r>
-        <w:rPr>
-          <w:rFonts w:hint="eastAsia"/>
-        </w:rPr>
-        <w:t>，</w:t>
-      </w:r>
-      <w:r>
-        <w:rPr>
-          <w:rFonts w:hint="eastAsia"/>
-        </w:rPr>
-        <w:t>input/output分别定价</w:t>
-      </w:r>
-      <w:r>
-        <w:rPr>
-          <w:rFonts w:hint="eastAsia"/>
-        </w:rPr>
-        <w:t>。一般input更便宜，output更贵，input价格为output的三分之一到十数分之一</w:t>
-      </w:r>
-      <w:r>
-        <w:rPr>
-          <w:rFonts w:hint="eastAsia"/>
-        </w:rPr>
-        <w:t>。客户包括开发者、企业应用集成商和SaaS厂商。2024年Enterprise LLM市场中，云端部署占比约49%，API调用是其中的主导形式。各厂商通过持续降价扩大采用规模：OpenAI GPT-4 Turbo在2023年末定价$10/$30</w:t>
-      </w:r>
-      <w:r>
-        <w:rPr>
-          <w:rFonts w:hint="eastAsia"/>
-        </w:rPr>
-        <w:t>（/前为输入价格，后为输出价格，下同）每百万token</w:t>
-      </w:r>
-      <w:r>
-        <w:rPr>
-          <w:rFonts w:hint="eastAsia"/>
-        </w:rPr>
-        <w:t xml:space="preserve">，而2026年GPT-5.4已降至$2.50/$15 </w:t>
-      </w:r>
-      <w:r>
-        <w:rPr>
-          <w:rFonts w:hint="eastAsia"/>
-        </w:rPr>
-        <w:t>每百万token</w:t>
-      </w:r>
-      <w:r>
-        <w:rPr>
-          <w:rFonts w:hint="eastAsia"/>
-        </w:rPr>
-        <w:t>。Epoch AI研究显示，同等性能水平的推理价格以每年约5-10倍的速度下降。</w:t>
+        <w:t>商业模式：是什么样，挣不挣钱</w:t>
+      </w:r>
+    </w:p>
+    <w:p>
+      <w:pPr>
+        <w:rPr>
+          <w:rFonts w:hint="eastAsia"/>
+        </w:rPr>
+      </w:pPr>
+      <w:r>
+        <w:rPr>
+          <w:rFonts w:hint="eastAsia"/>
+        </w:rPr>
+        <w:t>大模型商业化目前形成三条清晰路径：API调用（MaaS）、订阅制（SaaS）和私有化部署（On-Premise），各自面向不同客群和使用场景。</w:t>
+      </w:r>
+    </w:p>
+    <w:p>
+      <w:pPr>
+        <w:rPr>
+          <w:rFonts w:hint="eastAsia"/>
+        </w:rPr>
+      </w:pPr>
+      <w:r>
+        <w:rPr>
+          <w:rFonts w:hint="eastAsia"/>
+        </w:rPr>
+        <w:t>API调用是最核心的变现方式，按token计费，input/output分别定价。一般input更便宜，output更贵，input价格为output的三分之一到十数分之一。客户包括开发者、企业应用集成商和SaaS厂商。2024年Enterprise LLM市场中，云端部署占比约49%，API调用是其中的主导形式。各厂商通过持续降价扩大采用规模：OpenAI GPT-4 Turbo在2023年末定价$10/$30（/前为输入价格，后为输出价格，下同）每百万token，而2026年GPT-5.4已降至$2.50/$15 每百万token。Epoch AI研究显示，同等性能水平的推理价格以每年约5-10倍的速度下降。</w:t>
       </w:r>
     </w:p>
     <w:tbl>
@@ -3660,23 +4601,7 @@
                 <w:b/>
                 <w:bCs/>
               </w:rPr>
-              <w:t xml:space="preserve">Epoch AI / </w:t>
-            </w:r>
-            <w:proofErr w:type="spellStart"/>
-            <w:r>
-              <w:rPr>
-                <w:b/>
-                <w:bCs/>
-              </w:rPr>
-              <w:t>arXiv</w:t>
-            </w:r>
-            <w:proofErr w:type="spellEnd"/>
-            <w:r>
-              <w:rPr>
-                <w:b/>
-                <w:bCs/>
-              </w:rPr>
-              <w:t xml:space="preserve"> 论文</w:t>
+              <w:t>Epoch AI / arXiv 论文</w:t>
             </w:r>
           </w:p>
         </w:tc>
@@ -3759,23 +4684,7 @@
                 <w:b/>
                 <w:bCs/>
               </w:rPr>
-              <w:t xml:space="preserve">Epoch AI / </w:t>
-            </w:r>
-            <w:proofErr w:type="spellStart"/>
-            <w:r>
-              <w:rPr>
-                <w:b/>
-                <w:bCs/>
-              </w:rPr>
-              <w:t>arXiv</w:t>
-            </w:r>
-            <w:proofErr w:type="spellEnd"/>
-            <w:r>
-              <w:rPr>
-                <w:b/>
-                <w:bCs/>
-              </w:rPr>
-              <w:t xml:space="preserve"> 论文</w:t>
+              <w:t>Epoch AI / arXiv 论文</w:t>
             </w:r>
           </w:p>
         </w:tc>
@@ -4005,7 +4914,7 @@
                 <w:u w:val="single"/>
               </w:rPr>
             </w:pPr>
-            <w:hyperlink r:id="rId10" w:tgtFrame="_blank" w:history="1">
+            <w:hyperlink r:id="rId17" w:tgtFrame="_blank" w:history="1">
               <w:r>
                 <w:rPr>
                   <w:rStyle w:val="af3"/>
@@ -4113,73 +5022,33 @@
         <w:rPr>
           <w:rFonts w:hint="eastAsia"/>
         </w:rPr>
-        <w:t>但是有一个悖论是，token的价格下降并不会让总账单上</w:t>
-      </w:r>
-      <w:r>
-        <w:rPr>
-          <w:rFonts w:hint="eastAsia"/>
-        </w:rPr>
-        <w:t>AI的花销更低。</w:t>
-      </w:r>
-      <w:r>
-        <w:rPr>
-          <w:rFonts w:hint="eastAsia"/>
-        </w:rPr>
-        <w:t>Gartner 在2026年3月的报告中警告 ：虽然 token 成本到2030年将下降90%以上，但企业不会感到省钱——因为 Agent、多模态、长上下文等前沿应用每次任务消耗的 token 量是早期聊天机器人的几十倍。</w:t>
-      </w:r>
-    </w:p>
-    <w:p>
-      <w:pPr>
-        <w:rPr>
-          <w:rFonts w:hint="eastAsia"/>
-        </w:rPr>
-      </w:pPr>
-      <w:r>
-        <w:rPr>
-          <w:rFonts w:hint="eastAsia"/>
-        </w:rPr>
-        <w:t>订阅制面向终端用户和企业办公场景。OpenAI的ChatGPT Plus（$20/月）、Pro（$200/月）和Team（$25/人/月）是最成熟的订阅体系，截至2025年7月拥有约3,500万付费订阅用户，付费转化率约5%[Reuters, 2025]。Google Gemini Advanced（$20/月）整合在Google One AI Premium中，截至2025年6月Gemini月活用户达4.5亿[</w:t>
-      </w:r>
-      <w:proofErr w:type="spellStart"/>
-      <w:r>
-        <w:rPr>
-          <w:rFonts w:hint="eastAsia"/>
-        </w:rPr>
-        <w:t>AdverGroup</w:t>
-      </w:r>
-      <w:proofErr w:type="spellEnd"/>
-      <w:r>
-        <w:rPr>
-          <w:rFonts w:hint="eastAsia"/>
-        </w:rPr>
-        <w:t>, 2025]。Anthropic Claude Pro（$20/月）也在快速扩张。</w:t>
-      </w:r>
-    </w:p>
-    <w:p>
-      <w:pPr>
-        <w:rPr>
-          <w:rFonts w:hint="eastAsia"/>
-        </w:rPr>
-      </w:pPr>
-      <w:r>
-        <w:rPr>
-          <w:rFonts w:hint="eastAsia"/>
-        </w:rPr>
-        <w:t>私有化部署主要面向金融、政府、医疗等对数据安全有强要求的行业。根据Forrester和IDC报告，PET（隐私增强技术）市场在2024年达$15.5亿，其中同态加密占31.2%[</w:t>
-      </w:r>
-      <w:proofErr w:type="spellStart"/>
-      <w:r>
-        <w:rPr>
-          <w:rFonts w:hint="eastAsia"/>
-        </w:rPr>
-        <w:t>AInvest</w:t>
-      </w:r>
-      <w:proofErr w:type="spellEnd"/>
-      <w:r>
-        <w:rPr>
-          <w:rFonts w:hint="eastAsia"/>
-        </w:rPr>
-        <w:t>, 2026]。企业选择私有化部署的核心驱动包括：数据合规（GDPR、中国《生成式AI管理办法》等）、数据主权诉求和低延迟需求。国内厂商在私有化部署方面具备先天优势，百度智能云、阿里云均提供大模型私有化版本。</w:t>
+        <w:t>但是有一个悖论是，token的价格下降并不会让总账单上AI的花销更低。Gartner 在2026年3月的报告中警告 ：虽然 token 成本到2030年将下降90%以上，但企业不会感到省钱——因为 Agent、多模态、长上下文等前沿应用每次任务消耗的 token 量是早期聊天机器人的几十倍。</w:t>
+      </w:r>
+    </w:p>
+    <w:p>
+      <w:pPr>
+        <w:rPr>
+          <w:rFonts w:hint="eastAsia"/>
+        </w:rPr>
+      </w:pPr>
+      <w:r>
+        <w:rPr>
+          <w:rFonts w:hint="eastAsia"/>
+        </w:rPr>
+        <w:t>订阅制面向终端用户和企业办公场景。OpenAI的ChatGPT Plus（$20/月）、Pro（$200/月）和Team（$25/人/月）是最成熟的订阅体系，截至2025年7月拥有约3,500万付费订阅用户，付费转化率约5%[Reuters, 2025]。Google Gemini Advanced（$20/月）整合在Google One AI Premium中，截至2025年6月Gemini月活用户达4.5亿[AdverGroup, 2025]。Anthropic Claude Pro（$20/月）也在快速扩张。</w:t>
+      </w:r>
+    </w:p>
+    <w:p>
+      <w:pPr>
+        <w:rPr>
+          <w:rFonts w:hint="eastAsia"/>
+        </w:rPr>
+      </w:pPr>
+      <w:r>
+        <w:rPr>
+          <w:rFonts w:hint="eastAsia"/>
+        </w:rPr>
+        <w:t>私有化部署主要面向金融、政府、医疗等对数据安全有强要求的行业。根据Forrester和IDC报告，PET（隐私增强技术）市场在2024年达$15.5亿，其中同态加密占31.2%[AInvest, 2026]。企业选择私有化部署的核心驱动包括：数据合规（GDPR、中国《生成式AI管理办法》等）、数据主权诉求和低延迟需求。国内厂商在私有化部署方面具备先天优势，百度智能云、阿里云均提供大模型私有化版本。</w:t>
       </w:r>
     </w:p>
     <w:p>
@@ -4359,19 +5228,11 @@
                 <w:rFonts w:hint="eastAsia"/>
               </w:rPr>
             </w:pPr>
-            <w:proofErr w:type="spellStart"/>
-            <w:r>
-              <w:rPr>
-                <w:rFonts w:hint="eastAsia"/>
-              </w:rPr>
-              <w:t>MaaS</w:t>
-            </w:r>
-            <w:proofErr w:type="spellEnd"/>
-            <w:r>
-              <w:rPr>
-                <w:rFonts w:hint="eastAsia"/>
-              </w:rPr>
-              <w:t>（模型即服务）</w:t>
+            <w:r>
+              <w:rPr>
+                <w:rFonts w:hint="eastAsia"/>
+              </w:rPr>
+              <w:t>MaaS（模型即服务）</w:t>
             </w:r>
           </w:p>
         </w:tc>
@@ -4449,21 +5310,7 @@
               <w:rPr>
                 <w:rFonts w:hint="eastAsia"/>
               </w:rPr>
-              <w:t>智谱（</w:t>
-            </w:r>
-            <w:proofErr w:type="spellStart"/>
-            <w:r>
-              <w:rPr>
-                <w:rFonts w:hint="eastAsia"/>
-              </w:rPr>
-              <w:t>MaaS</w:t>
-            </w:r>
-            <w:proofErr w:type="spellEnd"/>
-            <w:r>
-              <w:rPr>
-                <w:rFonts w:hint="eastAsia"/>
-              </w:rPr>
-              <w:t>占收入84.8%）</w:t>
+              <w:t>智谱（MaaS占收入84.8%）</w:t>
             </w:r>
             <w:r>
               <w:rPr>
@@ -4701,19 +5548,11 @@
               <w:br/>
               <w:t>毛利率高于</w:t>
             </w:r>
-            <w:proofErr w:type="spellStart"/>
-            <w:r>
-              <w:rPr>
-                <w:rFonts w:hint="eastAsia"/>
-              </w:rPr>
-              <w:t>api</w:t>
-            </w:r>
-            <w:proofErr w:type="spellEnd"/>
-            <w:r>
-              <w:rPr>
-                <w:rFonts w:hint="eastAsia"/>
-              </w:rPr>
-              <w:t>调用</w:t>
+            <w:r>
+              <w:rPr>
+                <w:rFonts w:hint="eastAsia"/>
+              </w:rPr>
+              <w:t>api调用</w:t>
             </w:r>
             <w:r>
               <w:rPr>
@@ -5031,16 +5870,8 @@
                 <w:rFonts w:hint="eastAsia"/>
               </w:rPr>
               <w:br/>
-              <w:t>中关村科金</w:t>
-            </w:r>
-            <w:proofErr w:type="spellStart"/>
-            <w:r>
-              <w:rPr>
-                <w:rFonts w:hint="eastAsia"/>
-              </w:rPr>
-              <w:t>PowerClaw</w:t>
-            </w:r>
-            <w:proofErr w:type="spellEnd"/>
+              <w:t>中关村科金PowerClaw</w:t>
+            </w:r>
           </w:p>
         </w:tc>
         <w:tc>
@@ -5313,13 +6144,7 @@
               <w:rPr>
                 <w:rFonts w:hint="eastAsia"/>
               </w:rPr>
-              <w:t>OpenAI，Vidu，米云</w:t>
-            </w:r>
-            <w:r>
-              <w:rPr>
-                <w:rFonts w:hint="eastAsia"/>
-              </w:rPr>
-              <w:t>等</w:t>
+              <w:t>OpenAI，Vidu，米云等</w:t>
             </w:r>
           </w:p>
         </w:tc>
@@ -5538,19 +6363,11 @@
                 <w:rFonts w:hint="eastAsia"/>
               </w:rPr>
             </w:pPr>
-            <w:proofErr w:type="spellStart"/>
-            <w:r>
-              <w:rPr>
-                <w:rFonts w:hint="eastAsia"/>
-              </w:rPr>
-              <w:t>MaaS</w:t>
-            </w:r>
-            <w:proofErr w:type="spellEnd"/>
-            <w:r>
-              <w:rPr>
-                <w:rFonts w:hint="eastAsia"/>
-              </w:rPr>
-              <w:t>（模型即服务）</w:t>
+            <w:r>
+              <w:rPr>
+                <w:rFonts w:hint="eastAsia"/>
+              </w:rPr>
+              <w:t>MaaS（模型即服务）</w:t>
             </w:r>
           </w:p>
         </w:tc>
@@ -5569,25 +6386,7 @@
               <w:rPr>
                 <w:rFonts w:hint="eastAsia"/>
               </w:rPr>
-              <w:t>分为API售卖，</w:t>
-            </w:r>
-            <w:r>
-              <w:rPr>
-                <w:rFonts w:hint="eastAsia"/>
-              </w:rPr>
-              <w:t>订阅</w:t>
-            </w:r>
-            <w:r>
-              <w:rPr>
-                <w:rFonts w:hint="eastAsia"/>
-              </w:rPr>
-              <w:t>制度</w:t>
-            </w:r>
-            <w:r>
-              <w:rPr>
-                <w:rFonts w:hint="eastAsia"/>
-              </w:rPr>
-              <w:t>两部分</w:t>
+              <w:t>分为API售卖，订阅制度两部分</w:t>
             </w:r>
           </w:p>
         </w:tc>
@@ -5624,13 +6423,7 @@
               <w:rPr>
                 <w:rFonts w:hint="eastAsia"/>
               </w:rPr>
-              <w:t>，</w:t>
-            </w:r>
-            <w:r>
-              <w:rPr>
-                <w:rFonts w:hint="eastAsia"/>
-              </w:rPr>
-              <w:t>订阅制度一般为月包或者年包</w:t>
+              <w:t>，订阅制度一般为月包或者年包</w:t>
             </w:r>
           </w:p>
         </w:tc>
@@ -5668,13 +6461,7 @@
               <w:rPr>
                 <w:rFonts w:hint="eastAsia"/>
               </w:rPr>
-              <w:t>使用量增长几块，但价格战剧烈，毛利率收到算力成本和内卷情况制约，用户量巨大但是</w:t>
-            </w:r>
-            <w:r>
-              <w:rPr>
-                <w:rFonts w:hint="eastAsia"/>
-              </w:rPr>
-              <w:t>ARPU低。</w:t>
+              <w:t>使用量增长几块，但价格战剧烈，毛利率收到算力成本和内卷情况制约，用户量巨大但是ARPU低。</w:t>
             </w:r>
           </w:p>
         </w:tc>
@@ -5717,21 +6504,7 @@
               <w:rPr>
                 <w:rFonts w:hint="eastAsia"/>
               </w:rPr>
-              <w:t>与</w:t>
-            </w:r>
-            <w:proofErr w:type="spellStart"/>
-            <w:r>
-              <w:rPr>
-                <w:rFonts w:hint="eastAsia"/>
-              </w:rPr>
-              <w:t>MaaS</w:t>
-            </w:r>
-            <w:proofErr w:type="spellEnd"/>
-            <w:r>
-              <w:rPr>
-                <w:rFonts w:hint="eastAsia"/>
-              </w:rPr>
-              <w:t>有一定交叉，但是更加专业化，一般有独立的窗口</w:t>
+              <w:t>与MaaS有一定交叉，但是更加专业化，一般有独立的窗口</w:t>
             </w:r>
           </w:p>
         </w:tc>
@@ -5769,47 +6542,21 @@
               <w:rPr>
                 <w:rFonts w:hint="eastAsia"/>
               </w:rPr>
-              <w:t>视频类：Sora</w:t>
-            </w:r>
-            <w:r>
-              <w:rPr>
-                <w:rFonts w:hint="eastAsia"/>
-              </w:rPr>
-              <w:t>（已被放弃）</w:t>
-            </w:r>
-            <w:r>
-              <w:rPr>
-                <w:rFonts w:hint="eastAsia"/>
-              </w:rPr>
-              <w:t>，即梦</w:t>
-            </w:r>
-            <w:r>
-              <w:rPr>
-                <w:rFonts w:hint="eastAsia"/>
-              </w:rPr>
-              <w:t>，云雀</w:t>
-            </w:r>
-          </w:p>
-          <w:p>
-            <w:pPr>
-              <w:rPr>
-                <w:rFonts w:hint="eastAsia"/>
-              </w:rPr>
-            </w:pPr>
-            <w:r>
-              <w:rPr>
-                <w:rFonts w:hint="eastAsia"/>
-              </w:rPr>
-              <w:t>音乐类：Suno，</w:t>
-            </w:r>
-            <w:proofErr w:type="spellStart"/>
-            <w:r>
-              <w:rPr>
-                <w:rFonts w:hint="eastAsia"/>
-              </w:rPr>
-              <w:t>Udio</w:t>
-            </w:r>
-            <w:proofErr w:type="spellEnd"/>
+              <w:t>视频类：Sora（已被放弃），即梦，云雀</w:t>
+            </w:r>
+          </w:p>
+          <w:p>
+            <w:pPr>
+              <w:rPr>
+                <w:rFonts w:hint="eastAsia"/>
+              </w:rPr>
+            </w:pPr>
+            <w:r>
+              <w:rPr>
+                <w:rFonts w:hint="eastAsia"/>
+              </w:rPr>
+              <w:t>音乐类：Suno，Udio</w:t>
+            </w:r>
           </w:p>
           <w:p>
             <w:pPr>
@@ -5853,13 +6600,7 @@
               <w:rPr>
                 <w:rFonts w:hint="eastAsia"/>
               </w:rPr>
-              <w:t>根据具体的</w:t>
-            </w:r>
-            <w:r>
-              <w:rPr>
-                <w:rFonts w:hint="eastAsia"/>
-              </w:rPr>
-              <w:t>子分类，各自的盈利情况有所不同。整体上看市场规模均有上限，且竞争激烈，独立变现难度较大。</w:t>
+              <w:t>根据具体的子分类，各自的盈利情况有所不同。整体上看市场规模均有上限，且竞争激烈，独立变现难度较大。</w:t>
             </w:r>
           </w:p>
         </w:tc>
@@ -5940,41 +6681,7 @@
               <w:rPr>
                 <w:rFonts w:hint="eastAsia"/>
               </w:rPr>
-              <w:t xml:space="preserve">Microsoft </w:t>
-            </w:r>
-            <w:proofErr w:type="spellStart"/>
-            <w:r>
-              <w:rPr>
-                <w:rFonts w:hint="eastAsia"/>
-              </w:rPr>
-              <w:t>copolit</w:t>
-            </w:r>
-            <w:proofErr w:type="spellEnd"/>
-            <w:r>
-              <w:rPr>
-                <w:rFonts w:hint="eastAsia"/>
-              </w:rPr>
-              <w:t>，WPS AI，</w:t>
-            </w:r>
-            <w:proofErr w:type="spellStart"/>
-            <w:r>
-              <w:rPr>
-                <w:rFonts w:hint="eastAsia"/>
-              </w:rPr>
-              <w:t>Micosoft</w:t>
-            </w:r>
-            <w:proofErr w:type="spellEnd"/>
-            <w:r>
-              <w:rPr>
-                <w:rFonts w:hint="eastAsia"/>
-              </w:rPr>
-              <w:t xml:space="preserve"> Office AI，</w:t>
-            </w:r>
-            <w:r>
-              <w:rPr>
-                <w:rFonts w:hint="eastAsia"/>
-              </w:rPr>
-              <w:t>Cursor，通义灵码，扣子，腾讯会议AI，Canva</w:t>
+              <w:t>Microsoft copolit，WPS AI，Micosoft Office AI，Cursor，通义灵码，扣子，腾讯会议AI，Canva</w:t>
             </w:r>
           </w:p>
         </w:tc>
@@ -5993,13 +6700,7 @@
               <w:rPr>
                 <w:rFonts w:hint="eastAsia"/>
               </w:rPr>
-              <w:t>编程场景付费意愿最强</w:t>
-            </w:r>
-            <w:r>
-              <w:rPr>
-                <w:rFonts w:hint="eastAsia"/>
-              </w:rPr>
-              <w:t>，传统办公AI化仍在验证中，设计工具AI化进程较快但是竞争激烈</w:t>
+              <w:t>编程场景付费意愿最强，传统办公AI化仍在验证中，设计工具AI化进程较快但是竞争激烈</w:t>
             </w:r>
           </w:p>
         </w:tc>
@@ -6058,13 +6759,7 @@
               <w:rPr>
                 <w:rFonts w:hint="eastAsia"/>
               </w:rPr>
-              <w:t>订阅制为主，参杂内购与</w:t>
-            </w:r>
-            <w:r>
-              <w:rPr>
-                <w:rFonts w:hint="eastAsia"/>
-              </w:rPr>
-              <w:t>积分次数制度</w:t>
+              <w:t>订阅制为主，参杂内购与积分次数制度</w:t>
             </w:r>
           </w:p>
         </w:tc>
@@ -6082,21 +6777,7 @@
               <w:rPr>
                 <w:rFonts w:hint="eastAsia"/>
               </w:rPr>
-              <w:t>情感陪伴类：星野/Talkie（</w:t>
-            </w:r>
-            <w:proofErr w:type="spellStart"/>
-            <w:r>
-              <w:rPr>
-                <w:rFonts w:hint="eastAsia"/>
-              </w:rPr>
-              <w:t>MiniMax</w:t>
-            </w:r>
-            <w:proofErr w:type="spellEnd"/>
-            <w:r>
-              <w:rPr>
-                <w:rFonts w:hint="eastAsia"/>
-              </w:rPr>
-              <w:t>）</w:t>
+              <w:t>情感陪伴类：星野/Talkie（MiniMax）</w:t>
             </w:r>
           </w:p>
           <w:p>
@@ -6118,19 +6799,11 @@
                 <w:rFonts w:hint="eastAsia"/>
               </w:rPr>
             </w:pPr>
-            <w:proofErr w:type="spellStart"/>
-            <w:r>
-              <w:rPr>
-                <w:rFonts w:hint="eastAsia"/>
-              </w:rPr>
-              <w:t>Replika</w:t>
-            </w:r>
-            <w:proofErr w:type="spellEnd"/>
-            <w:r>
-              <w:rPr>
-                <w:rFonts w:hint="eastAsia"/>
-              </w:rPr>
-              <w:t>"</w:t>
+            <w:r>
+              <w:rPr>
+                <w:rFonts w:hint="eastAsia"/>
+              </w:rPr>
+              <w:t>Replika"</w:t>
             </w:r>
           </w:p>
           <w:p>
@@ -6156,21 +6829,7 @@
               <w:rPr>
                 <w:rFonts w:hint="eastAsia"/>
               </w:rPr>
-              <w:t>Khan Academy（</w:t>
-            </w:r>
-            <w:proofErr w:type="spellStart"/>
-            <w:r>
-              <w:rPr>
-                <w:rFonts w:hint="eastAsia"/>
-              </w:rPr>
-              <w:t>Khanmigo</w:t>
-            </w:r>
-            <w:proofErr w:type="spellEnd"/>
-            <w:r>
-              <w:rPr>
-                <w:rFonts w:hint="eastAsia"/>
-              </w:rPr>
-              <w:t>）</w:t>
+              <w:t>Khan Academy（Khanmigo）</w:t>
             </w:r>
           </w:p>
         </w:tc>
@@ -6200,13 +6859,7 @@
               <w:rPr>
                 <w:rFonts w:hint="eastAsia"/>
               </w:rPr>
-              <w:t>，娱乐及部分前沿类型尚未形成</w:t>
-            </w:r>
-            <w:r>
-              <w:rPr>
-                <w:rFonts w:hint="eastAsia"/>
-              </w:rPr>
-              <w:t>稳定商业模式，尚在探索中</w:t>
+              <w:t>，娱乐及部分前沿类型尚未形成稳定商业模式，尚在探索中</w:t>
             </w:r>
           </w:p>
         </w:tc>
@@ -6229,13 +6882,7 @@
         <w:rPr>
           <w:rFonts w:hint="eastAsia"/>
         </w:rPr>
-        <w:t>目前大模型的商业格局远远称不上收敛。从盈利能力上来看，状况远远称不上健康。</w:t>
-      </w:r>
-      <w:r>
-        <w:rPr>
-          <w:rFonts w:hint="eastAsia"/>
-        </w:rPr>
-        <w:t>商业进程上</w:t>
+        <w:t>目前大模型的商业格局远远称不上收敛。从盈利能力上来看，状况远远称不上健康。商业进程上</w:t>
       </w:r>
       <w:r>
         <w:rPr>
@@ -6326,13 +6973,7 @@
         <w:rPr>
           <w:rFonts w:hint="eastAsia"/>
         </w:rPr>
-        <w:t>其主要竞争对手Anthropic也面临相似情况，估值已破万亿，</w:t>
-      </w:r>
-      <w:r>
-        <w:rPr>
-          <w:rFonts w:hint="eastAsia"/>
-        </w:rPr>
-        <w:t>年收入超过300亿，但仍未达到盈亏平衡。</w:t>
+        <w:t>其主要竞争对手Anthropic也面临相似情况，估值已破万亿，年收入超过300亿，但仍未达到盈亏平衡。</w:t>
       </w:r>
     </w:p>
     <w:p>
@@ -6459,23 +7100,13 @@
                 <w:bCs/>
               </w:rPr>
             </w:pPr>
-            <w:proofErr w:type="spellStart"/>
             <w:r>
               <w:rPr>
                 <w:rFonts w:hint="eastAsia"/>
                 <w:b/>
                 <w:bCs/>
               </w:rPr>
-              <w:t>MiniMax</w:t>
-            </w:r>
-            <w:proofErr w:type="spellEnd"/>
-            <w:r>
-              <w:rPr>
-                <w:rFonts w:hint="eastAsia"/>
-                <w:b/>
-                <w:bCs/>
-              </w:rPr>
-              <w:t>（00100）</w:t>
+              <w:t>MiniMax（00100）</w:t>
             </w:r>
           </w:p>
         </w:tc>
@@ -7002,7 +7633,6 @@
                 <w:bCs/>
               </w:rPr>
             </w:pPr>
-            <w:proofErr w:type="spellStart"/>
             <w:r>
               <w:rPr>
                 <w:rFonts w:hint="eastAsia"/>
@@ -7011,7 +7641,6 @@
               </w:rPr>
               <w:t>MiniMax</w:t>
             </w:r>
-            <w:proofErr w:type="spellEnd"/>
           </w:p>
         </w:tc>
       </w:tr>
@@ -7431,6 +8060,22 @@
         </w:rPr>
       </w:pPr>
     </w:p>
+    <w:p/>
+    <w:p/>
+    <w:p>
+      <w:pPr>
+        <w:pStyle w:val="2"/>
+        <w:rPr>
+          <w:rFonts w:hint="eastAsia"/>
+        </w:rPr>
+      </w:pPr>
+      <w:r>
+        <w:rPr>
+          <w:rFonts w:hint="eastAsia"/>
+        </w:rPr>
+        <w:t>供需分析</w:t>
+      </w:r>
+    </w:p>
     <w:p>
       <w:pPr>
         <w:rPr>
@@ -7469,6 +8114,13 @@
     </w:p>
     <w:p>
       <w:pPr>
+        <w:rPr>
+          <w:rFonts w:hint="eastAsia"/>
+        </w:rPr>
+      </w:pPr>
+    </w:p>
+    <w:p>
+      <w:pPr>
         <w:pStyle w:val="2"/>
         <w:rPr>
           <w:rFonts w:hint="eastAsia"/>
@@ -7478,6 +8130,71 @@
         <w:rPr>
           <w:rFonts w:hint="eastAsia"/>
         </w:rPr>
+        <w:t>景气度分析</w:t>
+      </w:r>
+    </w:p>
+    <w:p>
+      <w:pPr>
+        <w:pStyle w:val="3"/>
+        <w:rPr>
+          <w:rFonts w:hint="eastAsia"/>
+        </w:rPr>
+      </w:pPr>
+      <w:r>
+        <w:tab/>
+      </w:r>
+      <w:r>
+        <w:rPr>
+          <w:rFonts w:hint="eastAsia"/>
+        </w:rPr>
+        <w:t>国外景气度</w:t>
+      </w:r>
+    </w:p>
+    <w:p>
+      <w:pPr>
+        <w:pStyle w:val="3"/>
+        <w:rPr>
+          <w:rFonts w:hint="eastAsia"/>
+        </w:rPr>
+      </w:pPr>
+      <w:r>
+        <w:tab/>
+      </w:r>
+      <w:r>
+        <w:rPr>
+          <w:rFonts w:hint="eastAsia"/>
+        </w:rPr>
+        <w:t>国内景气度</w:t>
+      </w:r>
+    </w:p>
+    <w:p>
+      <w:pPr>
+        <w:pStyle w:val="3"/>
+        <w:rPr>
+          <w:rFonts w:hint="eastAsia"/>
+        </w:rPr>
+      </w:pPr>
+      <w:r>
+        <w:tab/>
+      </w:r>
+      <w:r>
+        <w:rPr>
+          <w:rFonts w:hint="eastAsia"/>
+        </w:rPr>
+        <w:t>如何跟踪（可选）</w:t>
+      </w:r>
+    </w:p>
+    <w:p>
+      <w:pPr>
+        <w:pStyle w:val="2"/>
+        <w:rPr>
+          <w:rFonts w:hint="eastAsia"/>
+        </w:rPr>
+      </w:pPr>
+      <w:r>
+        <w:rPr>
+          <w:rFonts w:hint="eastAsia"/>
+        </w:rPr>
         <w:t>演进趋势</w:t>
       </w:r>
     </w:p>
@@ -7489,6 +8206,11 @@
       </w:pPr>
     </w:p>
     <w:p>
+      <w:pPr>
+        <w:rPr>
+          <w:rFonts w:hint="eastAsia"/>
+        </w:rPr>
+      </w:pPr>
       <w:r>
         <w:rPr>
           <w:rFonts w:hint="eastAsia"/>
@@ -7499,6 +8221,9 @@
     <w:p>
       <w:pPr>
         <w:pStyle w:val="1"/>
+        <w:rPr>
+          <w:rFonts w:hint="eastAsia"/>
+        </w:rPr>
       </w:pPr>
       <w:r>
         <w:rPr>
@@ -7511,6 +8236,9 @@
     <w:p>
       <w:pPr>
         <w:pStyle w:val="2"/>
+        <w:rPr>
+          <w:rFonts w:hint="eastAsia"/>
+        </w:rPr>
       </w:pPr>
       <w:r>
         <w:rPr>
@@ -7522,6 +8250,9 @@
     <w:p>
       <w:pPr>
         <w:pStyle w:val="3"/>
+        <w:rPr>
+          <w:rFonts w:hint="eastAsia"/>
+        </w:rPr>
       </w:pPr>
       <w:r>
         <w:rPr>
@@ -7533,6 +8264,9 @@
     <w:p>
       <w:pPr>
         <w:pStyle w:val="3"/>
+        <w:rPr>
+          <w:rFonts w:hint="eastAsia"/>
+        </w:rPr>
       </w:pPr>
       <w:r>
         <w:rPr>
@@ -7544,6 +8278,9 @@
     <w:p>
       <w:pPr>
         <w:pStyle w:val="3"/>
+        <w:rPr>
+          <w:rFonts w:hint="eastAsia"/>
+        </w:rPr>
       </w:pPr>
       <w:r>
         <w:rPr>
@@ -7555,6 +8292,9 @@
     <w:p>
       <w:pPr>
         <w:pStyle w:val="3"/>
+        <w:rPr>
+          <w:rFonts w:hint="eastAsia"/>
+        </w:rPr>
       </w:pPr>
       <w:r>
         <w:rPr>
@@ -7580,6 +8320,9 @@
     <w:p>
       <w:pPr>
         <w:pStyle w:val="2"/>
+        <w:rPr>
+          <w:rFonts w:hint="eastAsia"/>
+        </w:rPr>
       </w:pPr>
       <w:r>
         <w:rPr>
@@ -7591,6 +8334,9 @@
     <w:p>
       <w:pPr>
         <w:pStyle w:val="3"/>
+        <w:rPr>
+          <w:rFonts w:hint="eastAsia"/>
+        </w:rPr>
       </w:pPr>
       <w:r>
         <w:rPr>
@@ -7602,6 +8348,9 @@
     <w:p>
       <w:pPr>
         <w:pStyle w:val="3"/>
+        <w:rPr>
+          <w:rFonts w:hint="eastAsia"/>
+        </w:rPr>
       </w:pPr>
       <w:r>
         <w:rPr>
@@ -7613,6 +8362,9 @@
     <w:p>
       <w:pPr>
         <w:pStyle w:val="3"/>
+        <w:rPr>
+          <w:rFonts w:hint="eastAsia"/>
+        </w:rPr>
       </w:pPr>
       <w:r>
         <w:rPr>
@@ -7624,6 +8376,9 @@
     <w:p>
       <w:pPr>
         <w:pStyle w:val="3"/>
+        <w:rPr>
+          <w:rFonts w:hint="eastAsia"/>
+        </w:rPr>
       </w:pPr>
       <w:r>
         <w:rPr>
@@ -7699,21 +8454,7 @@
           <w:rFonts w:hint="eastAsia"/>
         </w:rPr>
         <w:lastRenderedPageBreak/>
-        <w:t>特斯拉时刻和</w:t>
-      </w:r>
-      <w:proofErr w:type="spellStart"/>
-      <w:r>
-        <w:rPr>
-          <w:rFonts w:hint="eastAsia"/>
-        </w:rPr>
-        <w:t>ogas</w:t>
-      </w:r>
-      <w:proofErr w:type="spellEnd"/>
-      <w:r>
-        <w:rPr>
-          <w:rFonts w:hint="eastAsia"/>
-        </w:rPr>
-        <w:t>时刻的可能性</w:t>
+        <w:t>特斯拉时刻和ogas时刻的可能性</w:t>
       </w:r>
     </w:p>
     <w:p>
@@ -7807,21 +8548,7 @@
         <w:rPr>
           <w:rFonts w:hint="eastAsia"/>
         </w:rPr>
-        <w:t xml:space="preserve">，根据Marc </w:t>
-      </w:r>
-      <w:proofErr w:type="spellStart"/>
-      <w:r>
-        <w:rPr>
-          <w:rFonts w:hint="eastAsia"/>
-        </w:rPr>
-        <w:t>J.seifer</w:t>
-      </w:r>
-      <w:proofErr w:type="spellEnd"/>
-      <w:r>
-        <w:rPr>
-          <w:rFonts w:hint="eastAsia"/>
-        </w:rPr>
-        <w:t>的</w:t>
+        <w:t>，根据Marc J.seifer的</w:t>
       </w:r>
       <w:r>
         <w:rPr>
